--- a/security-study/src/main/java/com/security/study/MySql/_23_MySQL索引管理/总结.docx
+++ b/security-study/src/main/java/com/security/study/MySql/_23_MySQL索引管理/总结.docx
@@ -43,7 +43,6 @@
           <w:spacing w:val="0"/>
           <w:sz w:val="29"/>
           <w:szCs w:val="29"/>
-          <w:bdr w:val="none" w:color="auto" w:sz="0" w:space="0"/>
         </w:rPr>
         <w:t>索引分类</w:t>
       </w:r>
@@ -85,7 +84,6 @@
           <w:spacing w:val="0"/>
           <w:sz w:val="16"/>
           <w:szCs w:val="16"/>
-          <w:bdr w:val="none" w:color="auto" w:sz="0" w:space="0"/>
         </w:rPr>
         <w:t>分为</w:t>
       </w:r>
@@ -102,7 +100,6 @@
           <w:spacing w:val="0"/>
           <w:sz w:val="16"/>
           <w:szCs w:val="16"/>
-          <w:bdr w:val="none" w:color="auto" w:sz="0" w:space="0"/>
         </w:rPr>
         <w:t>聚集索引</w:t>
       </w:r>
@@ -116,7 +113,6 @@
           <w:spacing w:val="0"/>
           <w:sz w:val="16"/>
           <w:szCs w:val="16"/>
-          <w:bdr w:val="none" w:color="auto" w:sz="0" w:space="0"/>
         </w:rPr>
         <w:t>和</w:t>
       </w:r>
@@ -133,7 +129,6 @@
           <w:spacing w:val="0"/>
           <w:sz w:val="16"/>
           <w:szCs w:val="16"/>
-          <w:bdr w:val="none" w:color="auto" w:sz="0" w:space="0"/>
         </w:rPr>
         <w:t>非聚集索引</w:t>
       </w:r>
@@ -147,7 +142,6 @@
           <w:spacing w:val="0"/>
           <w:sz w:val="16"/>
           <w:szCs w:val="16"/>
-          <w:bdr w:val="none" w:color="auto" w:sz="0" w:space="0"/>
         </w:rPr>
         <w:t>。</w:t>
       </w:r>
@@ -194,7 +188,6 @@
           <w:spacing w:val="0"/>
           <w:sz w:val="16"/>
           <w:szCs w:val="16"/>
-          <w:bdr w:val="none" w:color="auto" w:sz="0" w:space="0"/>
           <w:lang w:eastAsia="zh-CN"/>
         </w:rPr>
       </w:pPr>
@@ -208,7 +201,6 @@
           <w:spacing w:val="0"/>
           <w:sz w:val="16"/>
           <w:szCs w:val="16"/>
-          <w:bdr w:val="none" w:color="auto" w:sz="0" w:space="0"/>
         </w:rPr>
         <w:t>每个表有且一定会有一个聚集索引，整个表的数据存储在聚集索引中，mysql索引是采用B+树结构保存在文件中，叶子节点存储主键的值</w:t>
       </w:r>
@@ -224,7 +216,6 @@
           <w:spacing w:val="0"/>
           <w:sz w:val="16"/>
           <w:szCs w:val="16"/>
-          <w:bdr w:val="none" w:color="auto" w:sz="0" w:space="0"/>
         </w:rPr>
         <w:t>以及对应记录的数据</w:t>
       </w:r>
@@ -238,7 +229,6 @@
           <w:spacing w:val="0"/>
           <w:sz w:val="16"/>
           <w:szCs w:val="16"/>
-          <w:bdr w:val="none" w:color="auto" w:sz="0" w:space="0"/>
         </w:rPr>
         <w:t>，</w:t>
       </w:r>
@@ -252,7 +242,6 @@
           <w:spacing w:val="0"/>
           <w:sz w:val="16"/>
           <w:szCs w:val="16"/>
-          <w:bdr w:val="none" w:color="auto" w:sz="0" w:space="0"/>
           <w:lang w:eastAsia="zh-CN"/>
         </w:rPr>
         <w:t>【</w:t>
@@ -267,7 +256,6 @@
           <w:spacing w:val="0"/>
           <w:sz w:val="16"/>
           <w:szCs w:val="16"/>
-          <w:bdr w:val="none" w:color="auto" w:sz="0" w:space="0"/>
           <w:lang w:val="en-US" w:eastAsia="zh-CN"/>
         </w:rPr>
         <w:t>也就是说，聚簇索引使用主键构建的索引本身，既是索引，又是数据本身，数据本身是在叶子的节点上存着的，那叶子节点上应该有所有的主键节点</w:t>
@@ -282,7 +270,6 @@
           <w:spacing w:val="0"/>
           <w:sz w:val="16"/>
           <w:szCs w:val="16"/>
-          <w:bdr w:val="none" w:color="auto" w:sz="0" w:space="0"/>
           <w:lang w:eastAsia="zh-CN"/>
         </w:rPr>
         <w:t>】。</w:t>
@@ -326,7 +313,6 @@
           <w:spacing w:val="0"/>
           <w:sz w:val="16"/>
           <w:szCs w:val="16"/>
-          <w:bdr w:val="none" w:color="auto" w:sz="0" w:space="0"/>
         </w:rPr>
         <w:t>非叶子节点不存储记录的数据，只存储主键的值。当表中未指定主键时，mysql内部会自动给每条记录添加一个隐藏的rowid字段（默认4个字节）作为主键，用rowid构建聚集索引。</w:t>
       </w:r>
@@ -340,7 +326,6 @@
           <w:spacing w:val="0"/>
           <w:sz w:val="16"/>
           <w:szCs w:val="16"/>
-          <w:bdr w:val="none" w:color="auto" w:sz="0" w:space="0"/>
           <w:lang w:eastAsia="zh-CN"/>
         </w:rPr>
         <w:t>【</w:t>
@@ -355,7 +340,6 @@
           <w:spacing w:val="0"/>
           <w:sz w:val="16"/>
           <w:szCs w:val="16"/>
-          <w:bdr w:val="none" w:color="auto" w:sz="0" w:space="0"/>
           <w:lang w:val="en-US" w:eastAsia="zh-CN"/>
         </w:rPr>
         <w:t>也就是说MySQL中的表是一定有主键和聚簇索引的，只不过有可能是隐式的，有可能是显示指定的</w:t>
@@ -370,7 +354,6 @@
           <w:spacing w:val="0"/>
           <w:sz w:val="16"/>
           <w:szCs w:val="16"/>
-          <w:bdr w:val="none" w:color="auto" w:sz="0" w:space="0"/>
           <w:lang w:eastAsia="zh-CN"/>
         </w:rPr>
         <w:t>】</w:t>
@@ -401,20 +384,18 @@
           <w:spacing w:val="0"/>
           <w:sz w:val="16"/>
           <w:szCs w:val="16"/>
-          <w:bdr w:val="none" w:color="auto" w:sz="0" w:space="0"/>
-        </w:rPr>
-      </w:pPr>
-      <w:r>
-        <w:rPr>
-          <w:rFonts w:hint="eastAsia" w:ascii="微软雅黑" w:hAnsi="微软雅黑" w:eastAsia="微软雅黑" w:cs="微软雅黑"/>
-          <w:i w:val="0"/>
-          <w:iCs w:val="0"/>
-          <w:caps w:val="0"/>
-          <w:color w:val="333333"/>
-          <w:spacing w:val="0"/>
-          <w:sz w:val="16"/>
-          <w:szCs w:val="16"/>
-          <w:bdr w:val="none" w:color="auto" w:sz="0" w:space="0"/>
+        </w:rPr>
+      </w:pPr>
+      <w:r>
+        <w:rPr>
+          <w:rFonts w:hint="eastAsia" w:ascii="微软雅黑" w:hAnsi="微软雅黑" w:eastAsia="微软雅黑" w:cs="微软雅黑"/>
+          <w:i w:val="0"/>
+          <w:iCs w:val="0"/>
+          <w:caps w:val="0"/>
+          <w:color w:val="333333"/>
+          <w:spacing w:val="0"/>
+          <w:sz w:val="16"/>
+          <w:szCs w:val="16"/>
         </w:rPr>
         <w:t>聚集索引在mysql中又叫</w:t>
       </w:r>
@@ -431,7 +412,6 @@
           <w:spacing w:val="0"/>
           <w:sz w:val="16"/>
           <w:szCs w:val="16"/>
-          <w:bdr w:val="none" w:color="auto" w:sz="0" w:space="0"/>
         </w:rPr>
         <w:t>主键索引</w:t>
       </w:r>
@@ -445,7 +425,6 @@
           <w:spacing w:val="0"/>
           <w:sz w:val="16"/>
           <w:szCs w:val="16"/>
-          <w:bdr w:val="none" w:color="auto" w:sz="0" w:space="0"/>
         </w:rPr>
         <w:t>。</w:t>
       </w:r>
@@ -502,7 +481,6 @@
           <w:spacing w:val="0"/>
           <w:sz w:val="16"/>
           <w:szCs w:val="16"/>
-          <w:bdr w:val="none" w:color="auto" w:sz="0" w:space="0"/>
         </w:rPr>
         <w:t>也是b+树结构，不过有一点和聚集索引不同，非聚集索引叶子节点存储字段（索引字段）的值以及对应记录主键的值</w:t>
       </w:r>
@@ -516,7 +494,6 @@
           <w:spacing w:val="0"/>
           <w:sz w:val="16"/>
           <w:szCs w:val="16"/>
-          <w:bdr w:val="none" w:color="auto" w:sz="0" w:space="0"/>
           <w:lang w:eastAsia="zh-CN"/>
         </w:rPr>
         <w:t>【</w:t>
@@ -531,7 +508,6 @@
           <w:spacing w:val="0"/>
           <w:sz w:val="16"/>
           <w:szCs w:val="16"/>
-          <w:bdr w:val="none" w:color="auto" w:sz="0" w:space="0"/>
           <w:lang w:val="en-US" w:eastAsia="zh-CN"/>
         </w:rPr>
         <w:t>存主键的值是为了能回表查询全部的字段值，如果查询语句中只查询当前索引的字段，就没必要回表查询了，如果是查询的有当前索引内以外的字段，就要通过这里存的之间的值，去通过聚簇索引查询数据的全部字段的值了。</w:t>
@@ -546,7 +522,6 @@
           <w:spacing w:val="0"/>
           <w:sz w:val="16"/>
           <w:szCs w:val="16"/>
-          <w:bdr w:val="none" w:color="auto" w:sz="0" w:space="0"/>
           <w:lang w:eastAsia="zh-CN"/>
         </w:rPr>
         <w:t>】</w:t>
@@ -561,7 +536,6 @@
           <w:spacing w:val="0"/>
           <w:sz w:val="16"/>
           <w:szCs w:val="16"/>
-          <w:bdr w:val="none" w:color="auto" w:sz="0" w:space="0"/>
         </w:rPr>
         <w:t>，其他节点只存储字段的值（索引字段）。</w:t>
       </w:r>
@@ -603,7 +577,6 @@
           <w:spacing w:val="0"/>
           <w:sz w:val="16"/>
           <w:szCs w:val="16"/>
-          <w:bdr w:val="none" w:color="auto" w:sz="0" w:space="0"/>
         </w:rPr>
         <w:t>每个表可以有多个非聚集索引。</w:t>
       </w:r>
@@ -633,7 +606,6 @@
           <w:spacing w:val="0"/>
           <w:sz w:val="16"/>
           <w:szCs w:val="16"/>
-          <w:bdr w:val="none" w:color="auto" w:sz="0" w:space="0"/>
         </w:rPr>
       </w:pPr>
     </w:p>
@@ -704,7 +676,6 @@
           <w:spacing w:val="0"/>
           <w:sz w:val="16"/>
           <w:szCs w:val="16"/>
-          <w:bdr w:val="none" w:color="auto" w:sz="0" w:space="0"/>
         </w:rPr>
         <w:t>即一个索引只包含一个列。</w:t>
       </w:r>
@@ -753,7 +724,6 @@
           <w:spacing w:val="0"/>
           <w:sz w:val="16"/>
           <w:szCs w:val="16"/>
-          <w:bdr w:val="none" w:color="auto" w:sz="0" w:space="0"/>
         </w:rPr>
         <w:t>即一个索引包含多个列。</w:t>
       </w:r>
@@ -800,7 +770,6 @@
           <w:spacing w:val="0"/>
           <w:sz w:val="16"/>
           <w:szCs w:val="16"/>
-          <w:bdr w:val="none" w:color="auto" w:sz="0" w:space="0"/>
         </w:rPr>
       </w:pPr>
       <w:r>
@@ -813,7 +782,6 @@
           <w:spacing w:val="0"/>
           <w:sz w:val="16"/>
           <w:szCs w:val="16"/>
-          <w:bdr w:val="none" w:color="auto" w:sz="0" w:space="0"/>
         </w:rPr>
         <w:t>索引列的值必须唯一，允许有一个空值</w:t>
       </w:r>
@@ -827,7 +795,6 @@
           <w:spacing w:val="0"/>
           <w:sz w:val="16"/>
           <w:szCs w:val="16"/>
-          <w:bdr w:val="none" w:color="auto" w:sz="0" w:space="0"/>
           <w:lang w:eastAsia="zh-CN"/>
         </w:rPr>
         <w:t>【</w:t>
@@ -842,7 +809,6 @@
           <w:spacing w:val="0"/>
           <w:sz w:val="16"/>
           <w:szCs w:val="16"/>
-          <w:bdr w:val="none" w:color="auto" w:sz="0" w:space="0"/>
           <w:lang w:val="en-US" w:eastAsia="zh-CN"/>
         </w:rPr>
         <w:t>即空值也是唯一的</w:t>
@@ -857,7 +823,6 @@
           <w:spacing w:val="0"/>
           <w:sz w:val="16"/>
           <w:szCs w:val="16"/>
-          <w:bdr w:val="none" w:color="auto" w:sz="0" w:space="0"/>
           <w:lang w:eastAsia="zh-CN"/>
         </w:rPr>
         <w:t>】</w:t>
@@ -872,7 +837,6 @@
           <w:spacing w:val="0"/>
           <w:sz w:val="16"/>
           <w:szCs w:val="16"/>
-          <w:bdr w:val="none" w:color="auto" w:sz="0" w:space="0"/>
         </w:rPr>
         <w:t>。</w:t>
       </w:r>
@@ -902,7 +866,6 @@
           <w:spacing w:val="0"/>
           <w:sz w:val="16"/>
           <w:szCs w:val="16"/>
-          <w:bdr w:val="none" w:color="auto" w:sz="0" w:space="0"/>
         </w:rPr>
       </w:pPr>
     </w:p>
@@ -931,7 +894,6 @@
           <w:spacing w:val="0"/>
           <w:sz w:val="16"/>
           <w:szCs w:val="16"/>
-          <w:bdr w:val="none" w:color="auto" w:sz="0" w:space="0"/>
         </w:rPr>
       </w:pPr>
     </w:p>
@@ -982,7 +944,6 @@
           <w:spacing w:val="0"/>
           <w:sz w:val="16"/>
           <w:szCs w:val="16"/>
-          <w:bdr w:val="none" w:color="auto" w:sz="0" w:space="0"/>
         </w:rPr>
       </w:pPr>
       <w:r>
@@ -1074,7 +1035,6 @@
           <w:spacing w:val="0"/>
           <w:sz w:val="16"/>
           <w:szCs w:val="16"/>
-          <w:bdr w:val="none" w:color="auto" w:sz="0" w:space="0"/>
         </w:rPr>
         <w:t>上面的表中有2个索引：id作为主键索引，name作为辅助索引。</w:t>
       </w:r>
@@ -1116,7 +1076,6 @@
           <w:spacing w:val="0"/>
           <w:sz w:val="16"/>
           <w:szCs w:val="16"/>
-          <w:bdr w:val="none" w:color="auto" w:sz="0" w:space="0"/>
         </w:rPr>
         <w:t>innodb我们用的最多，我们只看图中左边的innodb中数据检索过程：</w:t>
       </w:r>
@@ -1158,7 +1117,6 @@
           <w:spacing w:val="0"/>
           <w:sz w:val="16"/>
           <w:szCs w:val="16"/>
-          <w:bdr w:val="none" w:color="auto" w:sz="0" w:space="0"/>
         </w:rPr>
         <w:t>如果需要查询id=14的数据，只需要在左边的主键索引中检索就可以了。</w:t>
       </w:r>
@@ -1200,7 +1158,6 @@
           <w:spacing w:val="0"/>
           <w:sz w:val="16"/>
           <w:szCs w:val="16"/>
-          <w:bdr w:val="none" w:color="auto" w:sz="0" w:space="0"/>
         </w:rPr>
         <w:t>如果需要搜索name=’Ellison’的数据，需要2步：</w:t>
       </w:r>
@@ -1235,7 +1192,6 @@
           <w:spacing w:val="0"/>
           <w:sz w:val="16"/>
           <w:szCs w:val="16"/>
-          <w:bdr w:val="none" w:color="auto" w:sz="0" w:space="0"/>
         </w:rPr>
         <w:t>先在辅助索引中检索到name=’Ellison’的数据，获取id为14</w:t>
       </w:r>
@@ -1270,7 +1226,6 @@
           <w:spacing w:val="0"/>
           <w:sz w:val="16"/>
           <w:szCs w:val="16"/>
-          <w:bdr w:val="none" w:color="auto" w:sz="0" w:space="0"/>
         </w:rPr>
         <w:t>再到主键索引中检索id为14的记录</w:t>
       </w:r>
@@ -1312,7 +1267,6 @@
           <w:spacing w:val="0"/>
           <w:sz w:val="16"/>
           <w:szCs w:val="16"/>
-          <w:bdr w:val="none" w:color="auto" w:sz="0" w:space="0"/>
         </w:rPr>
         <w:t>辅助索引相对于主键索引多了第二步。</w:t>
       </w:r>
@@ -1382,7 +1336,6 @@
           <w:spacing w:val="0"/>
           <w:sz w:val="29"/>
           <w:szCs w:val="29"/>
-          <w:bdr w:val="none" w:color="auto" w:sz="0" w:space="0"/>
         </w:rPr>
         <w:t>索引管理</w:t>
       </w:r>
@@ -1419,6 +1372,547 @@
           <w:rFonts w:hint="eastAsia"/>
         </w:rPr>
         <w:t>方式1：</w:t>
+      </w:r>
+    </w:p>
+    <w:p>
+      <w:pPr>
+        <w:keepNext w:val="0"/>
+        <w:keepLines w:val="0"/>
+        <w:widowControl/>
+        <w:numPr>
+          <w:ilvl w:val="0"/>
+          <w:numId w:val="0"/>
+        </w:numPr>
+        <w:suppressLineNumbers w:val="0"/>
+        <w:pBdr>
+          <w:top w:val="none" w:color="auto" w:sz="0" w:space="0"/>
+          <w:left w:val="none" w:color="auto" w:sz="0" w:space="0"/>
+          <w:bottom w:val="none" w:color="auto" w:sz="0" w:space="0"/>
+          <w:right w:val="none" w:color="auto" w:sz="0" w:space="0"/>
+        </w:pBdr>
+        <w:spacing w:before="0" w:beforeAutospacing="0" w:after="0" w:afterAutospacing="0" w:line="19" w:lineRule="atLeast"/>
+        <w:ind w:left="-360" w:leftChars="0" w:right="0" w:rightChars="0"/>
+        <w:jc w:val="left"/>
+      </w:pPr>
+      <w:r>
+        <w:rPr>
+          <w:rFonts w:ascii="Consolas" w:hAnsi="Consolas" w:eastAsia="Consolas" w:cs="Consolas"/>
+          <w:caps w:val="0"/>
+          <w:color w:val="000000"/>
+          <w:spacing w:val="0"/>
+          <w:sz w:val="16"/>
+          <w:szCs w:val="16"/>
+          <w:shd w:val="clear" w:fill="F6F6F6"/>
+        </w:rPr>
+        <w:t xml:space="preserve">create </w:t>
+      </w:r>
+      <w:r>
+        <w:rPr>
+          <w:rFonts w:hint="default" w:ascii="Consolas" w:hAnsi="Consolas" w:eastAsia="Consolas" w:cs="Consolas"/>
+          <w:caps w:val="0"/>
+          <w:color w:val="666600"/>
+          <w:spacing w:val="0"/>
+          <w:sz w:val="16"/>
+          <w:szCs w:val="16"/>
+          <w:shd w:val="clear" w:fill="F6F6F6"/>
+        </w:rPr>
+        <w:t>[</w:t>
+      </w:r>
+      <w:r>
+        <w:rPr>
+          <w:rFonts w:hint="default" w:ascii="Consolas" w:hAnsi="Consolas" w:eastAsia="Consolas" w:cs="Consolas"/>
+          <w:caps w:val="0"/>
+          <w:color w:val="000000"/>
+          <w:spacing w:val="0"/>
+          <w:sz w:val="16"/>
+          <w:szCs w:val="16"/>
+          <w:shd w:val="clear" w:fill="F6F6F6"/>
+        </w:rPr>
+        <w:t>unique</w:t>
+      </w:r>
+      <w:r>
+        <w:rPr>
+          <w:rFonts w:hint="default" w:ascii="Consolas" w:hAnsi="Consolas" w:eastAsia="Consolas" w:cs="Consolas"/>
+          <w:caps w:val="0"/>
+          <w:color w:val="666600"/>
+          <w:spacing w:val="0"/>
+          <w:sz w:val="16"/>
+          <w:szCs w:val="16"/>
+          <w:shd w:val="clear" w:fill="F6F6F6"/>
+        </w:rPr>
+        <w:t>]</w:t>
+      </w:r>
+      <w:r>
+        <w:rPr>
+          <w:rFonts w:hint="default" w:ascii="Consolas" w:hAnsi="Consolas" w:eastAsia="Consolas" w:cs="Consolas"/>
+          <w:caps w:val="0"/>
+          <w:color w:val="000000"/>
+          <w:spacing w:val="0"/>
+          <w:sz w:val="16"/>
+          <w:szCs w:val="16"/>
+          <w:shd w:val="clear" w:fill="F6F6F6"/>
+        </w:rPr>
+        <w:t xml:space="preserve"> index </w:t>
+      </w:r>
+      <w:r>
+        <w:rPr>
+          <w:rFonts w:hint="default" w:ascii="Consolas" w:hAnsi="Consolas" w:eastAsia="Consolas" w:cs="Consolas"/>
+          <w:caps w:val="0"/>
+          <w:color w:val="666600"/>
+          <w:spacing w:val="0"/>
+          <w:sz w:val="16"/>
+          <w:szCs w:val="16"/>
+          <w:shd w:val="clear" w:fill="F6F6F6"/>
+        </w:rPr>
+        <w:t>索引名称</w:t>
+      </w:r>
+      <w:r>
+        <w:rPr>
+          <w:rFonts w:hint="default" w:ascii="Consolas" w:hAnsi="Consolas" w:eastAsia="Consolas" w:cs="Consolas"/>
+          <w:caps w:val="0"/>
+          <w:color w:val="000000"/>
+          <w:spacing w:val="0"/>
+          <w:sz w:val="16"/>
+          <w:szCs w:val="16"/>
+          <w:shd w:val="clear" w:fill="F6F6F6"/>
+        </w:rPr>
+        <w:t xml:space="preserve"> on </w:t>
+      </w:r>
+      <w:r>
+        <w:rPr>
+          <w:rFonts w:hint="default" w:ascii="Consolas" w:hAnsi="Consolas" w:eastAsia="Consolas" w:cs="Consolas"/>
+          <w:caps w:val="0"/>
+          <w:color w:val="666600"/>
+          <w:spacing w:val="0"/>
+          <w:sz w:val="16"/>
+          <w:szCs w:val="16"/>
+          <w:shd w:val="clear" w:fill="F6F6F6"/>
+        </w:rPr>
+        <w:t>表名(列名[(</w:t>
+      </w:r>
+      <w:r>
+        <w:rPr>
+          <w:rFonts w:hint="default" w:ascii="Consolas" w:hAnsi="Consolas" w:eastAsia="Consolas" w:cs="Consolas"/>
+          <w:caps w:val="0"/>
+          <w:color w:val="000000"/>
+          <w:spacing w:val="0"/>
+          <w:sz w:val="16"/>
+          <w:szCs w:val="16"/>
+          <w:shd w:val="clear" w:fill="F6F6F6"/>
+        </w:rPr>
+        <w:t>length</w:t>
+      </w:r>
+      <w:r>
+        <w:rPr>
+          <w:rFonts w:hint="default" w:ascii="Consolas" w:hAnsi="Consolas" w:eastAsia="Consolas" w:cs="Consolas"/>
+          <w:caps w:val="0"/>
+          <w:color w:val="666600"/>
+          <w:spacing w:val="0"/>
+          <w:sz w:val="16"/>
+          <w:szCs w:val="16"/>
+          <w:shd w:val="clear" w:fill="F6F6F6"/>
+        </w:rPr>
+        <w:t>)]);</w:t>
+      </w:r>
+    </w:p>
+    <w:p>
+      <w:pPr>
+        <w:pStyle w:val="7"/>
+        <w:bidi w:val="0"/>
+        <w:rPr>
+          <w:rFonts w:hint="eastAsia"/>
+        </w:rPr>
+      </w:pPr>
+      <w:bookmarkStart w:id="6" w:name="方式2："/>
+      <w:bookmarkEnd w:id="6"/>
+      <w:r>
+        <w:rPr>
+          <w:rFonts w:hint="eastAsia"/>
+        </w:rPr>
+        <w:t>方式2：</w:t>
+      </w:r>
+    </w:p>
+    <w:p>
+      <w:pPr>
+        <w:keepNext w:val="0"/>
+        <w:keepLines w:val="0"/>
+        <w:widowControl/>
+        <w:numPr>
+          <w:ilvl w:val="0"/>
+          <w:numId w:val="0"/>
+        </w:numPr>
+        <w:suppressLineNumbers w:val="0"/>
+        <w:pBdr>
+          <w:top w:val="none" w:color="auto" w:sz="0" w:space="0"/>
+          <w:left w:val="none" w:color="auto" w:sz="0" w:space="0"/>
+          <w:bottom w:val="none" w:color="auto" w:sz="0" w:space="0"/>
+          <w:right w:val="none" w:color="auto" w:sz="0" w:space="0"/>
+        </w:pBdr>
+        <w:spacing w:before="0" w:beforeAutospacing="0" w:after="0" w:afterAutospacing="0" w:line="19" w:lineRule="atLeast"/>
+        <w:ind w:left="-360" w:leftChars="0" w:right="0" w:rightChars="0"/>
+        <w:jc w:val="left"/>
+      </w:pPr>
+      <w:r>
+        <w:rPr>
+          <w:rFonts w:hint="default" w:ascii="Consolas" w:hAnsi="Consolas" w:eastAsia="Consolas" w:cs="Consolas"/>
+          <w:caps w:val="0"/>
+          <w:color w:val="000000"/>
+          <w:spacing w:val="0"/>
+          <w:sz w:val="16"/>
+          <w:szCs w:val="16"/>
+          <w:shd w:val="clear" w:fill="F6F6F6"/>
+        </w:rPr>
+        <w:t xml:space="preserve">alter </w:t>
+      </w:r>
+      <w:r>
+        <w:rPr>
+          <w:rFonts w:hint="default" w:ascii="Consolas" w:hAnsi="Consolas" w:eastAsia="Consolas" w:cs="Consolas"/>
+          <w:caps w:val="0"/>
+          <w:color w:val="666600"/>
+          <w:spacing w:val="0"/>
+          <w:sz w:val="16"/>
+          <w:szCs w:val="16"/>
+          <w:shd w:val="clear" w:fill="F6F6F6"/>
+        </w:rPr>
+        <w:t>表名</w:t>
+      </w:r>
+      <w:r>
+        <w:rPr>
+          <w:rFonts w:hint="default" w:ascii="Consolas" w:hAnsi="Consolas" w:eastAsia="Consolas" w:cs="Consolas"/>
+          <w:caps w:val="0"/>
+          <w:color w:val="000000"/>
+          <w:spacing w:val="0"/>
+          <w:sz w:val="16"/>
+          <w:szCs w:val="16"/>
+          <w:shd w:val="clear" w:fill="F6F6F6"/>
+        </w:rPr>
+        <w:t xml:space="preserve"> add </w:t>
+      </w:r>
+      <w:r>
+        <w:rPr>
+          <w:rFonts w:hint="default" w:ascii="Consolas" w:hAnsi="Consolas" w:eastAsia="Consolas" w:cs="Consolas"/>
+          <w:caps w:val="0"/>
+          <w:color w:val="666600"/>
+          <w:spacing w:val="0"/>
+          <w:sz w:val="16"/>
+          <w:szCs w:val="16"/>
+          <w:shd w:val="clear" w:fill="F6F6F6"/>
+        </w:rPr>
+        <w:t>[</w:t>
+      </w:r>
+      <w:r>
+        <w:rPr>
+          <w:rFonts w:hint="default" w:ascii="Consolas" w:hAnsi="Consolas" w:eastAsia="Consolas" w:cs="Consolas"/>
+          <w:caps w:val="0"/>
+          <w:color w:val="000000"/>
+          <w:spacing w:val="0"/>
+          <w:sz w:val="16"/>
+          <w:szCs w:val="16"/>
+          <w:shd w:val="clear" w:fill="F6F6F6"/>
+        </w:rPr>
+        <w:t>unique</w:t>
+      </w:r>
+      <w:r>
+        <w:rPr>
+          <w:rFonts w:hint="default" w:ascii="Consolas" w:hAnsi="Consolas" w:eastAsia="Consolas" w:cs="Consolas"/>
+          <w:caps w:val="0"/>
+          <w:color w:val="666600"/>
+          <w:spacing w:val="0"/>
+          <w:sz w:val="16"/>
+          <w:szCs w:val="16"/>
+          <w:shd w:val="clear" w:fill="F6F6F6"/>
+        </w:rPr>
+        <w:t>]</w:t>
+      </w:r>
+      <w:r>
+        <w:rPr>
+          <w:rFonts w:hint="default" w:ascii="Consolas" w:hAnsi="Consolas" w:eastAsia="Consolas" w:cs="Consolas"/>
+          <w:caps w:val="0"/>
+          <w:color w:val="000000"/>
+          <w:spacing w:val="0"/>
+          <w:sz w:val="16"/>
+          <w:szCs w:val="16"/>
+          <w:shd w:val="clear" w:fill="F6F6F6"/>
+        </w:rPr>
+        <w:t xml:space="preserve"> index </w:t>
+      </w:r>
+      <w:r>
+        <w:rPr>
+          <w:rFonts w:hint="default" w:ascii="Consolas" w:hAnsi="Consolas" w:eastAsia="Consolas" w:cs="Consolas"/>
+          <w:caps w:val="0"/>
+          <w:color w:val="666600"/>
+          <w:spacing w:val="0"/>
+          <w:sz w:val="16"/>
+          <w:szCs w:val="16"/>
+          <w:shd w:val="clear" w:fill="F6F6F6"/>
+        </w:rPr>
+        <w:t>索引名称</w:t>
+      </w:r>
+      <w:r>
+        <w:rPr>
+          <w:rFonts w:hint="default" w:ascii="Consolas" w:hAnsi="Consolas" w:eastAsia="Consolas" w:cs="Consolas"/>
+          <w:caps w:val="0"/>
+          <w:color w:val="000000"/>
+          <w:spacing w:val="0"/>
+          <w:sz w:val="16"/>
+          <w:szCs w:val="16"/>
+          <w:shd w:val="clear" w:fill="F6F6F6"/>
+        </w:rPr>
+        <w:t xml:space="preserve"> on </w:t>
+      </w:r>
+      <w:r>
+        <w:rPr>
+          <w:rFonts w:hint="default" w:ascii="Consolas" w:hAnsi="Consolas" w:eastAsia="Consolas" w:cs="Consolas"/>
+          <w:caps w:val="0"/>
+          <w:color w:val="666600"/>
+          <w:spacing w:val="0"/>
+          <w:sz w:val="16"/>
+          <w:szCs w:val="16"/>
+          <w:shd w:val="clear" w:fill="F6F6F6"/>
+        </w:rPr>
+        <w:t>(列名[(</w:t>
+      </w:r>
+      <w:r>
+        <w:rPr>
+          <w:rFonts w:hint="default" w:ascii="Consolas" w:hAnsi="Consolas" w:eastAsia="Consolas" w:cs="Consolas"/>
+          <w:caps w:val="0"/>
+          <w:color w:val="000000"/>
+          <w:spacing w:val="0"/>
+          <w:sz w:val="16"/>
+          <w:szCs w:val="16"/>
+          <w:shd w:val="clear" w:fill="F6F6F6"/>
+        </w:rPr>
+        <w:t>length</w:t>
+      </w:r>
+      <w:r>
+        <w:rPr>
+          <w:rFonts w:hint="default" w:ascii="Consolas" w:hAnsi="Consolas" w:eastAsia="Consolas" w:cs="Consolas"/>
+          <w:caps w:val="0"/>
+          <w:color w:val="666600"/>
+          <w:spacing w:val="0"/>
+          <w:sz w:val="16"/>
+          <w:szCs w:val="16"/>
+          <w:shd w:val="clear" w:fill="F6F6F6"/>
+        </w:rPr>
+        <w:t>)]);</w:t>
+      </w:r>
+    </w:p>
+    <w:p>
+      <w:pPr>
+        <w:pStyle w:val="9"/>
+        <w:keepNext w:val="0"/>
+        <w:keepLines w:val="0"/>
+        <w:widowControl/>
+        <w:suppressLineNumbers w:val="0"/>
+        <w:pBdr>
+          <w:top w:val="none" w:color="auto" w:sz="0" w:space="0"/>
+          <w:left w:val="none" w:color="auto" w:sz="0" w:space="0"/>
+          <w:bottom w:val="none" w:color="auto" w:sz="0" w:space="0"/>
+          <w:right w:val="none" w:color="auto" w:sz="0" w:space="0"/>
+        </w:pBdr>
+        <w:spacing w:before="0" w:beforeAutospacing="0" w:after="192" w:afterAutospacing="0"/>
+        <w:ind w:left="714" w:leftChars="0" w:right="720"/>
+        <w:jc w:val="left"/>
+        <w:rPr>
+          <w:rFonts w:hint="eastAsia" w:ascii="微软雅黑" w:hAnsi="微软雅黑" w:eastAsia="微软雅黑" w:cs="微软雅黑"/>
+          <w:i w:val="0"/>
+          <w:iCs w:val="0"/>
+          <w:caps w:val="0"/>
+          <w:color w:val="666666"/>
+          <w:spacing w:val="0"/>
+          <w:sz w:val="16"/>
+          <w:szCs w:val="16"/>
+        </w:rPr>
+      </w:pPr>
+      <w:r>
+        <w:rPr>
+          <w:rFonts w:hint="eastAsia" w:ascii="微软雅黑" w:hAnsi="微软雅黑" w:eastAsia="微软雅黑" w:cs="微软雅黑"/>
+          <w:i w:val="0"/>
+          <w:iCs w:val="0"/>
+          <w:caps w:val="0"/>
+          <w:color w:val="666666"/>
+          <w:spacing w:val="0"/>
+          <w:sz w:val="16"/>
+          <w:szCs w:val="16"/>
+        </w:rPr>
+        <w:t>如果字段是char、varchar类型，length可以小于字段实际长度，如果是blog、text等长文本类型，必须指定length。</w:t>
+      </w:r>
+    </w:p>
+    <w:p>
+      <w:pPr>
+        <w:pStyle w:val="9"/>
+        <w:keepNext w:val="0"/>
+        <w:keepLines w:val="0"/>
+        <w:widowControl/>
+        <w:suppressLineNumbers w:val="0"/>
+        <w:pBdr>
+          <w:top w:val="none" w:color="auto" w:sz="0" w:space="0"/>
+          <w:left w:val="none" w:color="auto" w:sz="0" w:space="0"/>
+          <w:bottom w:val="none" w:color="auto" w:sz="0" w:space="0"/>
+          <w:right w:val="none" w:color="auto" w:sz="0" w:space="0"/>
+        </w:pBdr>
+        <w:spacing w:before="0" w:beforeAutospacing="0" w:after="192" w:afterAutospacing="0"/>
+        <w:ind w:left="714" w:leftChars="0" w:right="720"/>
+        <w:jc w:val="left"/>
+        <w:rPr>
+          <w:rFonts w:hint="eastAsia" w:ascii="微软雅黑" w:hAnsi="微软雅黑" w:eastAsia="微软雅黑" w:cs="微软雅黑"/>
+          <w:i w:val="0"/>
+          <w:iCs w:val="0"/>
+          <w:caps w:val="0"/>
+          <w:color w:val="666666"/>
+          <w:spacing w:val="0"/>
+          <w:sz w:val="16"/>
+          <w:szCs w:val="16"/>
+          <w:lang w:eastAsia="zh-CN"/>
+        </w:rPr>
+      </w:pPr>
+      <w:r>
+        <w:rPr>
+          <w:rFonts w:hint="eastAsia" w:ascii="微软雅黑" w:hAnsi="微软雅黑" w:eastAsia="微软雅黑" w:cs="微软雅黑"/>
+          <w:i w:val="0"/>
+          <w:iCs w:val="0"/>
+          <w:caps w:val="0"/>
+          <w:color w:val="666666"/>
+          <w:spacing w:val="0"/>
+          <w:sz w:val="16"/>
+          <w:szCs w:val="16"/>
+          <w:lang w:eastAsia="zh-CN"/>
+        </w:rPr>
+        <w:t>【“</w:t>
+      </w:r>
+      <w:r>
+        <w:rPr>
+          <w:rFonts w:hint="eastAsia" w:ascii="微软雅黑" w:hAnsi="微软雅黑" w:eastAsia="微软雅黑" w:cs="微软雅黑"/>
+          <w:i w:val="0"/>
+          <w:iCs w:val="0"/>
+          <w:caps w:val="0"/>
+          <w:color w:val="666666"/>
+          <w:spacing w:val="0"/>
+          <w:sz w:val="16"/>
+          <w:szCs w:val="16"/>
+        </w:rPr>
+        <w:t>length可以小于字段实际长度</w:t>
+      </w:r>
+      <w:r>
+        <w:rPr>
+          <w:rFonts w:hint="eastAsia" w:ascii="微软雅黑" w:hAnsi="微软雅黑" w:eastAsia="微软雅黑" w:cs="微软雅黑"/>
+          <w:i w:val="0"/>
+          <w:iCs w:val="0"/>
+          <w:caps w:val="0"/>
+          <w:color w:val="666666"/>
+          <w:spacing w:val="0"/>
+          <w:sz w:val="16"/>
+          <w:szCs w:val="16"/>
+          <w:lang w:eastAsia="zh-CN"/>
+        </w:rPr>
+        <w:t>”</w:t>
+      </w:r>
+      <w:r>
+        <w:rPr>
+          <w:rFonts w:hint="eastAsia" w:ascii="微软雅黑" w:hAnsi="微软雅黑" w:eastAsia="微软雅黑" w:cs="微软雅黑"/>
+          <w:i w:val="0"/>
+          <w:iCs w:val="0"/>
+          <w:caps w:val="0"/>
+          <w:color w:val="666666"/>
+          <w:spacing w:val="0"/>
+          <w:sz w:val="16"/>
+          <w:szCs w:val="16"/>
+          <w:lang w:val="en-US" w:eastAsia="zh-CN"/>
+        </w:rPr>
+        <w:t>这句话，也就是说，一个字符串类型的的字段的长度是20的话，给这个字段设置索引的时候，可以指定该索引的该字段的长度是15，只要这个字段的值能通过前15个字符就能唯一识别出数据，就可以这样设置索引</w:t>
+      </w:r>
+      <w:r>
+        <w:rPr>
+          <w:rFonts w:hint="eastAsia" w:ascii="微软雅黑" w:hAnsi="微软雅黑" w:eastAsia="微软雅黑" w:cs="微软雅黑"/>
+          <w:i w:val="0"/>
+          <w:iCs w:val="0"/>
+          <w:caps w:val="0"/>
+          <w:color w:val="666666"/>
+          <w:spacing w:val="0"/>
+          <w:sz w:val="16"/>
+          <w:szCs w:val="16"/>
+          <w:lang w:eastAsia="zh-CN"/>
+        </w:rPr>
+        <w:t>】</w:t>
+      </w:r>
+    </w:p>
+    <w:p>
+      <w:pPr>
+        <w:pStyle w:val="9"/>
+        <w:keepNext w:val="0"/>
+        <w:keepLines w:val="0"/>
+        <w:widowControl/>
+        <w:suppressLineNumbers w:val="0"/>
+        <w:pBdr>
+          <w:top w:val="none" w:color="auto" w:sz="0" w:space="0"/>
+          <w:left w:val="none" w:color="auto" w:sz="0" w:space="0"/>
+          <w:bottom w:val="none" w:color="auto" w:sz="0" w:space="0"/>
+          <w:right w:val="none" w:color="auto" w:sz="0" w:space="0"/>
+        </w:pBdr>
+        <w:spacing w:before="0" w:beforeAutospacing="0" w:after="192" w:afterAutospacing="0"/>
+        <w:ind w:left="714" w:leftChars="0" w:right="720"/>
+        <w:jc w:val="left"/>
+      </w:pPr>
+      <w:r>
+        <w:rPr>
+          <w:rFonts w:hint="eastAsia" w:ascii="微软雅黑" w:hAnsi="微软雅黑" w:eastAsia="微软雅黑" w:cs="微软雅黑"/>
+          <w:i w:val="0"/>
+          <w:iCs w:val="0"/>
+          <w:caps w:val="0"/>
+          <w:color w:val="666666"/>
+          <w:spacing w:val="0"/>
+          <w:sz w:val="16"/>
+          <w:szCs w:val="16"/>
+        </w:rPr>
+        <w:t>[unique]：中括号代表可以省略，如果加上了unique，表示创建唯一索引。</w:t>
+      </w:r>
+    </w:p>
+    <w:p>
+      <w:pPr>
+        <w:pStyle w:val="9"/>
+        <w:keepNext w:val="0"/>
+        <w:keepLines w:val="0"/>
+        <w:widowControl/>
+        <w:suppressLineNumbers w:val="0"/>
+        <w:pBdr>
+          <w:top w:val="none" w:color="auto" w:sz="0" w:space="0"/>
+          <w:left w:val="none" w:color="auto" w:sz="0" w:space="0"/>
+          <w:bottom w:val="none" w:color="auto" w:sz="0" w:space="0"/>
+          <w:right w:val="none" w:color="auto" w:sz="0" w:space="0"/>
+        </w:pBdr>
+        <w:spacing w:before="0" w:beforeAutospacing="0" w:after="0" w:afterAutospacing="0"/>
+        <w:ind w:left="714" w:leftChars="0" w:right="720"/>
+        <w:jc w:val="left"/>
+      </w:pPr>
+      <w:r>
+        <w:rPr>
+          <w:rFonts w:hint="eastAsia" w:ascii="微软雅黑" w:hAnsi="微软雅黑" w:eastAsia="微软雅黑" w:cs="微软雅黑"/>
+          <w:i w:val="0"/>
+          <w:iCs w:val="0"/>
+          <w:caps w:val="0"/>
+          <w:color w:val="666666"/>
+          <w:spacing w:val="0"/>
+          <w:sz w:val="16"/>
+          <w:szCs w:val="16"/>
+        </w:rPr>
+        <w:t>如果table后面只写一个字段，就是单列索引，如果写多个字段，就是复合索引，多个字段之间用逗号隔开。</w:t>
+      </w:r>
+    </w:p>
+    <w:p>
+      <w:pPr>
+        <w:pStyle w:val="7"/>
+        <w:bidi w:val="0"/>
+        <w:rPr>
+          <w:rFonts w:hint="eastAsia"/>
+        </w:rPr>
+      </w:pPr>
+      <w:bookmarkStart w:id="7" w:name="删除索引"/>
+      <w:bookmarkEnd w:id="7"/>
+      <w:r>
+        <w:rPr>
+          <w:rFonts w:hint="eastAsia"/>
+        </w:rPr>
+        <w:t>删除索引</w:t>
       </w:r>
     </w:p>
     <w:p>
@@ -1443,16 +1937,15 @@
       </w:pPr>
       <w:r>
         <w:rPr>
-          <w:rFonts w:ascii="Consolas" w:hAnsi="Consolas" w:eastAsia="Consolas" w:cs="Consolas"/>
+          <w:rFonts w:hint="default" w:ascii="Consolas" w:hAnsi="Consolas" w:eastAsia="Consolas" w:cs="Consolas"/>
           <w:caps w:val="0"/>
           <w:color w:val="000000"/>
           <w:spacing w:val="0"/>
           <w:sz w:val="16"/>
           <w:szCs w:val="16"/>
-          <w:bdr w:val="none" w:color="auto" w:sz="0" w:space="0"/>
           <w:shd w:val="clear" w:fill="F6F6F6"/>
         </w:rPr>
-        <w:t xml:space="preserve">create </w:t>
+        <w:t xml:space="preserve">drop index </w:t>
       </w:r>
       <w:r>
         <w:rPr>
@@ -1462,10 +1955,9 @@
           <w:spacing w:val="0"/>
           <w:sz w:val="16"/>
           <w:szCs w:val="16"/>
-          <w:bdr w:val="none" w:color="auto" w:sz="0" w:space="0"/>
           <w:shd w:val="clear" w:fill="F6F6F6"/>
         </w:rPr>
-        <w:t>[</w:t>
+        <w:t>索引名称</w:t>
       </w:r>
       <w:r>
         <w:rPr>
@@ -1475,10 +1967,9 @@
           <w:spacing w:val="0"/>
           <w:sz w:val="16"/>
           <w:szCs w:val="16"/>
-          <w:bdr w:val="none" w:color="auto" w:sz="0" w:space="0"/>
           <w:shd w:val="clear" w:fill="F6F6F6"/>
         </w:rPr>
-        <w:t>unique</w:t>
+        <w:t xml:space="preserve"> on </w:t>
       </w:r>
       <w:r>
         <w:rPr>
@@ -1488,88 +1979,9 @@
           <w:spacing w:val="0"/>
           <w:sz w:val="16"/>
           <w:szCs w:val="16"/>
-          <w:bdr w:val="none" w:color="auto" w:sz="0" w:space="0"/>
           <w:shd w:val="clear" w:fill="F6F6F6"/>
         </w:rPr>
-        <w:t>]</w:t>
-      </w:r>
-      <w:r>
-        <w:rPr>
-          <w:rFonts w:hint="default" w:ascii="Consolas" w:hAnsi="Consolas" w:eastAsia="Consolas" w:cs="Consolas"/>
-          <w:caps w:val="0"/>
-          <w:color w:val="000000"/>
-          <w:spacing w:val="0"/>
-          <w:sz w:val="16"/>
-          <w:szCs w:val="16"/>
-          <w:bdr w:val="none" w:color="auto" w:sz="0" w:space="0"/>
-          <w:shd w:val="clear" w:fill="F6F6F6"/>
-        </w:rPr>
-        <w:t xml:space="preserve"> index </w:t>
-      </w:r>
-      <w:r>
-        <w:rPr>
-          <w:rFonts w:hint="default" w:ascii="Consolas" w:hAnsi="Consolas" w:eastAsia="Consolas" w:cs="Consolas"/>
-          <w:caps w:val="0"/>
-          <w:color w:val="666600"/>
-          <w:spacing w:val="0"/>
-          <w:sz w:val="16"/>
-          <w:szCs w:val="16"/>
-          <w:bdr w:val="none" w:color="auto" w:sz="0" w:space="0"/>
-          <w:shd w:val="clear" w:fill="F6F6F6"/>
-        </w:rPr>
-        <w:t>索引名称</w:t>
-      </w:r>
-      <w:r>
-        <w:rPr>
-          <w:rFonts w:hint="default" w:ascii="Consolas" w:hAnsi="Consolas" w:eastAsia="Consolas" w:cs="Consolas"/>
-          <w:caps w:val="0"/>
-          <w:color w:val="000000"/>
-          <w:spacing w:val="0"/>
-          <w:sz w:val="16"/>
-          <w:szCs w:val="16"/>
-          <w:bdr w:val="none" w:color="auto" w:sz="0" w:space="0"/>
-          <w:shd w:val="clear" w:fill="F6F6F6"/>
-        </w:rPr>
-        <w:t xml:space="preserve"> on </w:t>
-      </w:r>
-      <w:r>
-        <w:rPr>
-          <w:rFonts w:hint="default" w:ascii="Consolas" w:hAnsi="Consolas" w:eastAsia="Consolas" w:cs="Consolas"/>
-          <w:caps w:val="0"/>
-          <w:color w:val="666600"/>
-          <w:spacing w:val="0"/>
-          <w:sz w:val="16"/>
-          <w:szCs w:val="16"/>
-          <w:bdr w:val="none" w:color="auto" w:sz="0" w:space="0"/>
-          <w:shd w:val="clear" w:fill="F6F6F6"/>
-        </w:rPr>
-        <w:t>表名(列名[(</w:t>
-      </w:r>
-      <w:r>
-        <w:rPr>
-          <w:rFonts w:hint="default" w:ascii="Consolas" w:hAnsi="Consolas" w:eastAsia="Consolas" w:cs="Consolas"/>
-          <w:caps w:val="0"/>
-          <w:color w:val="000000"/>
-          <w:spacing w:val="0"/>
-          <w:sz w:val="16"/>
-          <w:szCs w:val="16"/>
-          <w:bdr w:val="none" w:color="auto" w:sz="0" w:space="0"/>
-          <w:shd w:val="clear" w:fill="F6F6F6"/>
-        </w:rPr>
-        <w:t>length</w:t>
-      </w:r>
-      <w:r>
-        <w:rPr>
-          <w:rFonts w:hint="default" w:ascii="Consolas" w:hAnsi="Consolas" w:eastAsia="Consolas" w:cs="Consolas"/>
-          <w:caps w:val="0"/>
-          <w:color w:val="666600"/>
-          <w:spacing w:val="0"/>
-          <w:sz w:val="16"/>
-          <w:szCs w:val="16"/>
-          <w:bdr w:val="none" w:color="auto" w:sz="0" w:space="0"/>
-          <w:shd w:val="clear" w:fill="F6F6F6"/>
-        </w:rPr>
-        <w:t>)]);</w:t>
+        <w:t>表名;</w:t>
       </w:r>
     </w:p>
     <w:p>
@@ -1580,13 +1992,44 @@
           <w:rFonts w:hint="eastAsia"/>
         </w:rPr>
       </w:pPr>
-      <w:bookmarkStart w:id="6" w:name="方式2："/>
-      <w:bookmarkEnd w:id="6"/>
+      <w:bookmarkStart w:id="8" w:name="查看索引"/>
+      <w:bookmarkEnd w:id="8"/>
       <w:r>
         <w:rPr>
           <w:rFonts w:hint="eastAsia"/>
         </w:rPr>
-        <w:t>方式2：</w:t>
+        <w:t>查看索引</w:t>
+      </w:r>
+    </w:p>
+    <w:p>
+      <w:pPr>
+        <w:pStyle w:val="9"/>
+        <w:keepNext w:val="0"/>
+        <w:keepLines w:val="0"/>
+        <w:widowControl/>
+        <w:suppressLineNumbers w:val="0"/>
+        <w:pBdr>
+          <w:top w:val="none" w:color="auto" w:sz="0" w:space="0"/>
+          <w:left w:val="none" w:color="auto" w:sz="0" w:space="0"/>
+          <w:bottom w:val="none" w:color="auto" w:sz="0" w:space="0"/>
+          <w:right w:val="none" w:color="auto" w:sz="0" w:space="0"/>
+        </w:pBdr>
+        <w:spacing w:before="0" w:beforeAutospacing="0" w:after="0" w:afterAutospacing="0"/>
+        <w:ind w:left="720" w:right="720"/>
+        <w:jc w:val="left"/>
+      </w:pPr>
+      <w:r>
+        <w:rPr>
+          <w:rFonts w:hint="eastAsia" w:ascii="微软雅黑" w:hAnsi="微软雅黑" w:eastAsia="微软雅黑" w:cs="微软雅黑"/>
+          <w:i w:val="0"/>
+          <w:iCs w:val="0"/>
+          <w:caps w:val="0"/>
+          <w:color w:val="666666"/>
+          <w:spacing w:val="0"/>
+          <w:sz w:val="16"/>
+          <w:szCs w:val="16"/>
+        </w:rPr>
+        <w:t>查看某个表中所有的索引信息如下：</w:t>
       </w:r>
     </w:p>
     <w:p>
@@ -1617,10 +2060,9 @@
           <w:spacing w:val="0"/>
           <w:sz w:val="16"/>
           <w:szCs w:val="16"/>
-          <w:bdr w:val="none" w:color="auto" w:sz="0" w:space="0"/>
           <w:shd w:val="clear" w:fill="F6F6F6"/>
         </w:rPr>
-        <w:t xml:space="preserve">alter </w:t>
+        <w:t xml:space="preserve">show index from </w:t>
       </w:r>
       <w:r>
         <w:rPr>
@@ -1630,562 +2072,6 @@
           <w:spacing w:val="0"/>
           <w:sz w:val="16"/>
           <w:szCs w:val="16"/>
-          <w:bdr w:val="none" w:color="auto" w:sz="0" w:space="0"/>
-          <w:shd w:val="clear" w:fill="F6F6F6"/>
-        </w:rPr>
-        <w:t>表名</w:t>
-      </w:r>
-      <w:r>
-        <w:rPr>
-          <w:rFonts w:hint="default" w:ascii="Consolas" w:hAnsi="Consolas" w:eastAsia="Consolas" w:cs="Consolas"/>
-          <w:caps w:val="0"/>
-          <w:color w:val="000000"/>
-          <w:spacing w:val="0"/>
-          <w:sz w:val="16"/>
-          <w:szCs w:val="16"/>
-          <w:bdr w:val="none" w:color="auto" w:sz="0" w:space="0"/>
-          <w:shd w:val="clear" w:fill="F6F6F6"/>
-        </w:rPr>
-        <w:t xml:space="preserve"> add </w:t>
-      </w:r>
-      <w:r>
-        <w:rPr>
-          <w:rFonts w:hint="default" w:ascii="Consolas" w:hAnsi="Consolas" w:eastAsia="Consolas" w:cs="Consolas"/>
-          <w:caps w:val="0"/>
-          <w:color w:val="666600"/>
-          <w:spacing w:val="0"/>
-          <w:sz w:val="16"/>
-          <w:szCs w:val="16"/>
-          <w:bdr w:val="none" w:color="auto" w:sz="0" w:space="0"/>
-          <w:shd w:val="clear" w:fill="F6F6F6"/>
-        </w:rPr>
-        <w:t>[</w:t>
-      </w:r>
-      <w:r>
-        <w:rPr>
-          <w:rFonts w:hint="default" w:ascii="Consolas" w:hAnsi="Consolas" w:eastAsia="Consolas" w:cs="Consolas"/>
-          <w:caps w:val="0"/>
-          <w:color w:val="000000"/>
-          <w:spacing w:val="0"/>
-          <w:sz w:val="16"/>
-          <w:szCs w:val="16"/>
-          <w:bdr w:val="none" w:color="auto" w:sz="0" w:space="0"/>
-          <w:shd w:val="clear" w:fill="F6F6F6"/>
-        </w:rPr>
-        <w:t>unique</w:t>
-      </w:r>
-      <w:r>
-        <w:rPr>
-          <w:rFonts w:hint="default" w:ascii="Consolas" w:hAnsi="Consolas" w:eastAsia="Consolas" w:cs="Consolas"/>
-          <w:caps w:val="0"/>
-          <w:color w:val="666600"/>
-          <w:spacing w:val="0"/>
-          <w:sz w:val="16"/>
-          <w:szCs w:val="16"/>
-          <w:bdr w:val="none" w:color="auto" w:sz="0" w:space="0"/>
-          <w:shd w:val="clear" w:fill="F6F6F6"/>
-        </w:rPr>
-        <w:t>]</w:t>
-      </w:r>
-      <w:r>
-        <w:rPr>
-          <w:rFonts w:hint="default" w:ascii="Consolas" w:hAnsi="Consolas" w:eastAsia="Consolas" w:cs="Consolas"/>
-          <w:caps w:val="0"/>
-          <w:color w:val="000000"/>
-          <w:spacing w:val="0"/>
-          <w:sz w:val="16"/>
-          <w:szCs w:val="16"/>
-          <w:bdr w:val="none" w:color="auto" w:sz="0" w:space="0"/>
-          <w:shd w:val="clear" w:fill="F6F6F6"/>
-        </w:rPr>
-        <w:t xml:space="preserve"> index </w:t>
-      </w:r>
-      <w:r>
-        <w:rPr>
-          <w:rFonts w:hint="default" w:ascii="Consolas" w:hAnsi="Consolas" w:eastAsia="Consolas" w:cs="Consolas"/>
-          <w:caps w:val="0"/>
-          <w:color w:val="666600"/>
-          <w:spacing w:val="0"/>
-          <w:sz w:val="16"/>
-          <w:szCs w:val="16"/>
-          <w:bdr w:val="none" w:color="auto" w:sz="0" w:space="0"/>
-          <w:shd w:val="clear" w:fill="F6F6F6"/>
-        </w:rPr>
-        <w:t>索引名称</w:t>
-      </w:r>
-      <w:r>
-        <w:rPr>
-          <w:rFonts w:hint="default" w:ascii="Consolas" w:hAnsi="Consolas" w:eastAsia="Consolas" w:cs="Consolas"/>
-          <w:caps w:val="0"/>
-          <w:color w:val="000000"/>
-          <w:spacing w:val="0"/>
-          <w:sz w:val="16"/>
-          <w:szCs w:val="16"/>
-          <w:bdr w:val="none" w:color="auto" w:sz="0" w:space="0"/>
-          <w:shd w:val="clear" w:fill="F6F6F6"/>
-        </w:rPr>
-        <w:t xml:space="preserve"> on </w:t>
-      </w:r>
-      <w:r>
-        <w:rPr>
-          <w:rFonts w:hint="default" w:ascii="Consolas" w:hAnsi="Consolas" w:eastAsia="Consolas" w:cs="Consolas"/>
-          <w:caps w:val="0"/>
-          <w:color w:val="666600"/>
-          <w:spacing w:val="0"/>
-          <w:sz w:val="16"/>
-          <w:szCs w:val="16"/>
-          <w:bdr w:val="none" w:color="auto" w:sz="0" w:space="0"/>
-          <w:shd w:val="clear" w:fill="F6F6F6"/>
-        </w:rPr>
-        <w:t>(列名[(</w:t>
-      </w:r>
-      <w:r>
-        <w:rPr>
-          <w:rFonts w:hint="default" w:ascii="Consolas" w:hAnsi="Consolas" w:eastAsia="Consolas" w:cs="Consolas"/>
-          <w:caps w:val="0"/>
-          <w:color w:val="000000"/>
-          <w:spacing w:val="0"/>
-          <w:sz w:val="16"/>
-          <w:szCs w:val="16"/>
-          <w:bdr w:val="none" w:color="auto" w:sz="0" w:space="0"/>
-          <w:shd w:val="clear" w:fill="F6F6F6"/>
-        </w:rPr>
-        <w:t>length</w:t>
-      </w:r>
-      <w:r>
-        <w:rPr>
-          <w:rFonts w:hint="default" w:ascii="Consolas" w:hAnsi="Consolas" w:eastAsia="Consolas" w:cs="Consolas"/>
-          <w:caps w:val="0"/>
-          <w:color w:val="666600"/>
-          <w:spacing w:val="0"/>
-          <w:sz w:val="16"/>
-          <w:szCs w:val="16"/>
-          <w:bdr w:val="none" w:color="auto" w:sz="0" w:space="0"/>
-          <w:shd w:val="clear" w:fill="F6F6F6"/>
-        </w:rPr>
-        <w:t>)]);</w:t>
-      </w:r>
-    </w:p>
-    <w:p>
-      <w:pPr>
-        <w:pStyle w:val="9"/>
-        <w:keepNext w:val="0"/>
-        <w:keepLines w:val="0"/>
-        <w:widowControl/>
-        <w:suppressLineNumbers w:val="0"/>
-        <w:pBdr>
-          <w:top w:val="none" w:color="auto" w:sz="0" w:space="0"/>
-          <w:left w:val="none" w:color="auto" w:sz="0" w:space="0"/>
-          <w:bottom w:val="none" w:color="auto" w:sz="0" w:space="0"/>
-          <w:right w:val="none" w:color="auto" w:sz="0" w:space="0"/>
-        </w:pBdr>
-        <w:spacing w:before="0" w:beforeAutospacing="0" w:after="192" w:afterAutospacing="0"/>
-        <w:ind w:left="720" w:right="720"/>
-        <w:jc w:val="left"/>
-        <w:rPr>
-          <w:rFonts w:hint="eastAsia" w:ascii="微软雅黑" w:hAnsi="微软雅黑" w:eastAsia="微软雅黑" w:cs="微软雅黑"/>
-          <w:i w:val="0"/>
-          <w:iCs w:val="0"/>
-          <w:caps w:val="0"/>
-          <w:color w:val="666666"/>
-          <w:spacing w:val="0"/>
-          <w:sz w:val="16"/>
-          <w:szCs w:val="16"/>
-          <w:bdr w:val="none" w:color="auto" w:sz="0" w:space="0"/>
-        </w:rPr>
-      </w:pPr>
-      <w:r>
-        <w:rPr>
-          <w:rFonts w:hint="eastAsia" w:ascii="微软雅黑" w:hAnsi="微软雅黑" w:eastAsia="微软雅黑" w:cs="微软雅黑"/>
-          <w:i w:val="0"/>
-          <w:iCs w:val="0"/>
-          <w:caps w:val="0"/>
-          <w:color w:val="666666"/>
-          <w:spacing w:val="0"/>
-          <w:sz w:val="16"/>
-          <w:szCs w:val="16"/>
-          <w:bdr w:val="none" w:color="auto" w:sz="0" w:space="0"/>
-        </w:rPr>
-        <w:t>如果字段是char、varchar类型，length可以小于字段实际长度，如果是blog、text等长文本类型，必须指定length。</w:t>
-      </w:r>
-    </w:p>
-    <w:p>
-      <w:pPr>
-        <w:pStyle w:val="9"/>
-        <w:keepNext w:val="0"/>
-        <w:keepLines w:val="0"/>
-        <w:widowControl/>
-        <w:suppressLineNumbers w:val="0"/>
-        <w:pBdr>
-          <w:top w:val="none" w:color="auto" w:sz="0" w:space="0"/>
-          <w:left w:val="none" w:color="auto" w:sz="0" w:space="0"/>
-          <w:bottom w:val="none" w:color="auto" w:sz="0" w:space="0"/>
-          <w:right w:val="none" w:color="auto" w:sz="0" w:space="0"/>
-        </w:pBdr>
-        <w:spacing w:before="0" w:beforeAutospacing="0" w:after="192" w:afterAutospacing="0"/>
-        <w:ind w:left="720" w:right="720"/>
-        <w:jc w:val="left"/>
-        <w:rPr>
-          <w:rFonts w:hint="eastAsia" w:ascii="微软雅黑" w:hAnsi="微软雅黑" w:eastAsia="微软雅黑" w:cs="微软雅黑"/>
-          <w:i w:val="0"/>
-          <w:iCs w:val="0"/>
-          <w:caps w:val="0"/>
-          <w:color w:val="666666"/>
-          <w:spacing w:val="0"/>
-          <w:sz w:val="16"/>
-          <w:szCs w:val="16"/>
-          <w:bdr w:val="none" w:color="auto" w:sz="0" w:space="0"/>
-          <w:lang w:eastAsia="zh-CN"/>
-        </w:rPr>
-      </w:pPr>
-      <w:r>
-        <w:rPr>
-          <w:rFonts w:hint="eastAsia" w:ascii="微软雅黑" w:hAnsi="微软雅黑" w:eastAsia="微软雅黑" w:cs="微软雅黑"/>
-          <w:i w:val="0"/>
-          <w:iCs w:val="0"/>
-          <w:caps w:val="0"/>
-          <w:color w:val="666666"/>
-          <w:spacing w:val="0"/>
-          <w:sz w:val="16"/>
-          <w:szCs w:val="16"/>
-          <w:bdr w:val="none" w:color="auto" w:sz="0" w:space="0"/>
-          <w:lang w:eastAsia="zh-CN"/>
-        </w:rPr>
-        <w:t>【“</w:t>
-      </w:r>
-      <w:r>
-        <w:rPr>
-          <w:rFonts w:hint="eastAsia" w:ascii="微软雅黑" w:hAnsi="微软雅黑" w:eastAsia="微软雅黑" w:cs="微软雅黑"/>
-          <w:i w:val="0"/>
-          <w:iCs w:val="0"/>
-          <w:caps w:val="0"/>
-          <w:color w:val="666666"/>
-          <w:spacing w:val="0"/>
-          <w:sz w:val="16"/>
-          <w:szCs w:val="16"/>
-        </w:rPr>
-        <w:t>length可以小于字段实际长度</w:t>
-      </w:r>
-      <w:r>
-        <w:rPr>
-          <w:rFonts w:hint="eastAsia" w:ascii="微软雅黑" w:hAnsi="微软雅黑" w:eastAsia="微软雅黑" w:cs="微软雅黑"/>
-          <w:i w:val="0"/>
-          <w:iCs w:val="0"/>
-          <w:caps w:val="0"/>
-          <w:color w:val="666666"/>
-          <w:spacing w:val="0"/>
-          <w:sz w:val="16"/>
-          <w:szCs w:val="16"/>
-          <w:bdr w:val="none" w:color="auto" w:sz="0" w:space="0"/>
-          <w:lang w:eastAsia="zh-CN"/>
-        </w:rPr>
-        <w:t>”</w:t>
-      </w:r>
-      <w:r>
-        <w:rPr>
-          <w:rFonts w:hint="eastAsia" w:ascii="微软雅黑" w:hAnsi="微软雅黑" w:eastAsia="微软雅黑" w:cs="微软雅黑"/>
-          <w:i w:val="0"/>
-          <w:iCs w:val="0"/>
-          <w:caps w:val="0"/>
-          <w:color w:val="666666"/>
-          <w:spacing w:val="0"/>
-          <w:sz w:val="16"/>
-          <w:szCs w:val="16"/>
-          <w:bdr w:val="none" w:color="auto" w:sz="0" w:space="0"/>
-          <w:lang w:val="en-US" w:eastAsia="zh-CN"/>
-        </w:rPr>
-        <w:t>这句话，也就是说，一个字符串类型的的字段的长度是20的话，给这个字段设置索引的时候，可以指定该</w:t>
-      </w:r>
-      <w:r>
-        <w:rPr>
-          <w:rFonts w:hint="eastAsia" w:ascii="微软雅黑" w:hAnsi="微软雅黑" w:eastAsia="微软雅黑" w:cs="微软雅黑"/>
-          <w:i w:val="0"/>
-          <w:iCs w:val="0"/>
-          <w:caps w:val="0"/>
-          <w:color w:val="666666"/>
-          <w:spacing w:val="0"/>
-          <w:sz w:val="16"/>
-          <w:szCs w:val="16"/>
-          <w:lang w:val="en-US" w:eastAsia="zh-CN"/>
-        </w:rPr>
-        <w:t>索引的该</w:t>
-      </w:r>
-      <w:r>
-        <w:rPr>
-          <w:rFonts w:hint="eastAsia" w:ascii="微软雅黑" w:hAnsi="微软雅黑" w:eastAsia="微软雅黑" w:cs="微软雅黑"/>
-          <w:i w:val="0"/>
-          <w:iCs w:val="0"/>
-          <w:caps w:val="0"/>
-          <w:color w:val="666666"/>
-          <w:spacing w:val="0"/>
-          <w:sz w:val="16"/>
-          <w:szCs w:val="16"/>
-          <w:bdr w:val="none" w:color="auto" w:sz="0" w:space="0"/>
-          <w:lang w:val="en-US" w:eastAsia="zh-CN"/>
-        </w:rPr>
-        <w:t>字段的长度是15，只要这个字段的值能通过前15个字符就能唯一识别出数据，就可以这样设置索引</w:t>
-      </w:r>
-      <w:r>
-        <w:rPr>
-          <w:rFonts w:hint="eastAsia" w:ascii="微软雅黑" w:hAnsi="微软雅黑" w:eastAsia="微软雅黑" w:cs="微软雅黑"/>
-          <w:i w:val="0"/>
-          <w:iCs w:val="0"/>
-          <w:caps w:val="0"/>
-          <w:color w:val="666666"/>
-          <w:spacing w:val="0"/>
-          <w:sz w:val="16"/>
-          <w:szCs w:val="16"/>
-          <w:bdr w:val="none" w:color="auto" w:sz="0" w:space="0"/>
-          <w:lang w:eastAsia="zh-CN"/>
-        </w:rPr>
-        <w:t>】</w:t>
-      </w:r>
-    </w:p>
-    <w:p>
-      <w:pPr>
-        <w:pStyle w:val="9"/>
-        <w:keepNext w:val="0"/>
-        <w:keepLines w:val="0"/>
-        <w:widowControl/>
-        <w:suppressLineNumbers w:val="0"/>
-        <w:pBdr>
-          <w:top w:val="none" w:color="auto" w:sz="0" w:space="0"/>
-          <w:left w:val="none" w:color="auto" w:sz="0" w:space="0"/>
-          <w:bottom w:val="none" w:color="auto" w:sz="0" w:space="0"/>
-          <w:right w:val="none" w:color="auto" w:sz="0" w:space="0"/>
-        </w:pBdr>
-        <w:spacing w:before="0" w:beforeAutospacing="0" w:after="192" w:afterAutospacing="0"/>
-        <w:ind w:left="720" w:right="720"/>
-        <w:jc w:val="left"/>
-      </w:pPr>
-      <w:r>
-        <w:rPr>
-          <w:rFonts w:hint="eastAsia" w:ascii="微软雅黑" w:hAnsi="微软雅黑" w:eastAsia="微软雅黑" w:cs="微软雅黑"/>
-          <w:i w:val="0"/>
-          <w:iCs w:val="0"/>
-          <w:caps w:val="0"/>
-          <w:color w:val="666666"/>
-          <w:spacing w:val="0"/>
-          <w:sz w:val="16"/>
-          <w:szCs w:val="16"/>
-          <w:bdr w:val="none" w:color="auto" w:sz="0" w:space="0"/>
-        </w:rPr>
-        <w:t>[unique]：中括号代表可以省略，如果加上了unique，表示创建唯一索引。</w:t>
-      </w:r>
-    </w:p>
-    <w:p>
-      <w:pPr>
-        <w:pStyle w:val="9"/>
-        <w:keepNext w:val="0"/>
-        <w:keepLines w:val="0"/>
-        <w:widowControl/>
-        <w:suppressLineNumbers w:val="0"/>
-        <w:pBdr>
-          <w:top w:val="none" w:color="auto" w:sz="0" w:space="0"/>
-          <w:left w:val="none" w:color="auto" w:sz="0" w:space="0"/>
-          <w:bottom w:val="none" w:color="auto" w:sz="0" w:space="0"/>
-          <w:right w:val="none" w:color="auto" w:sz="0" w:space="0"/>
-        </w:pBdr>
-        <w:spacing w:before="0" w:beforeAutospacing="0" w:after="0" w:afterAutospacing="0"/>
-        <w:ind w:left="720" w:right="720"/>
-        <w:jc w:val="left"/>
-      </w:pPr>
-      <w:r>
-        <w:rPr>
-          <w:rFonts w:hint="eastAsia" w:ascii="微软雅黑" w:hAnsi="微软雅黑" w:eastAsia="微软雅黑" w:cs="微软雅黑"/>
-          <w:i w:val="0"/>
-          <w:iCs w:val="0"/>
-          <w:caps w:val="0"/>
-          <w:color w:val="666666"/>
-          <w:spacing w:val="0"/>
-          <w:sz w:val="16"/>
-          <w:szCs w:val="16"/>
-          <w:bdr w:val="none" w:color="auto" w:sz="0" w:space="0"/>
-        </w:rPr>
-        <w:t>如果table后面只写一个字段，就是单列索引，如果写多个字段，就是复合索引，多个字段之间用逗号隔开。</w:t>
-      </w:r>
-    </w:p>
-    <w:p>
-      <w:pPr>
-        <w:pStyle w:val="7"/>
-        <w:bidi w:val="0"/>
-        <w:rPr>
-          <w:rFonts w:hint="eastAsia"/>
-        </w:rPr>
-      </w:pPr>
-      <w:bookmarkStart w:id="7" w:name="删除索引"/>
-      <w:bookmarkEnd w:id="7"/>
-      <w:r>
-        <w:rPr>
-          <w:rFonts w:hint="eastAsia"/>
-        </w:rPr>
-        <w:t>删除索引</w:t>
-      </w:r>
-    </w:p>
-    <w:p>
-      <w:pPr>
-        <w:keepNext w:val="0"/>
-        <w:keepLines w:val="0"/>
-        <w:widowControl/>
-        <w:numPr>
-          <w:ilvl w:val="0"/>
-          <w:numId w:val="4"/>
-        </w:numPr>
-        <w:suppressLineNumbers w:val="0"/>
-        <w:pBdr>
-          <w:top w:val="none" w:color="auto" w:sz="0" w:space="0"/>
-          <w:left w:val="none" w:color="auto" w:sz="0" w:space="0"/>
-          <w:bottom w:val="none" w:color="auto" w:sz="0" w:space="0"/>
-          <w:right w:val="none" w:color="auto" w:sz="0" w:space="0"/>
-        </w:pBdr>
-        <w:spacing w:before="0" w:beforeAutospacing="0" w:after="0" w:afterAutospacing="0" w:line="19" w:lineRule="atLeast"/>
-        <w:ind w:left="0" w:right="0" w:hanging="360"/>
-        <w:jc w:val="left"/>
-      </w:pPr>
-      <w:r>
-        <w:rPr>
-          <w:rFonts w:hint="default" w:ascii="Consolas" w:hAnsi="Consolas" w:eastAsia="Consolas" w:cs="Consolas"/>
-          <w:caps w:val="0"/>
-          <w:color w:val="000000"/>
-          <w:spacing w:val="0"/>
-          <w:sz w:val="16"/>
-          <w:szCs w:val="16"/>
-          <w:bdr w:val="none" w:color="auto" w:sz="0" w:space="0"/>
-          <w:shd w:val="clear" w:fill="F6F6F6"/>
-        </w:rPr>
-        <w:t xml:space="preserve">drop index </w:t>
-      </w:r>
-      <w:r>
-        <w:rPr>
-          <w:rFonts w:hint="default" w:ascii="Consolas" w:hAnsi="Consolas" w:eastAsia="Consolas" w:cs="Consolas"/>
-          <w:caps w:val="0"/>
-          <w:color w:val="666600"/>
-          <w:spacing w:val="0"/>
-          <w:sz w:val="16"/>
-          <w:szCs w:val="16"/>
-          <w:bdr w:val="none" w:color="auto" w:sz="0" w:space="0"/>
-          <w:shd w:val="clear" w:fill="F6F6F6"/>
-        </w:rPr>
-        <w:t>索引名称</w:t>
-      </w:r>
-      <w:r>
-        <w:rPr>
-          <w:rFonts w:hint="default" w:ascii="Consolas" w:hAnsi="Consolas" w:eastAsia="Consolas" w:cs="Consolas"/>
-          <w:caps w:val="0"/>
-          <w:color w:val="000000"/>
-          <w:spacing w:val="0"/>
-          <w:sz w:val="16"/>
-          <w:szCs w:val="16"/>
-          <w:bdr w:val="none" w:color="auto" w:sz="0" w:space="0"/>
-          <w:shd w:val="clear" w:fill="F6F6F6"/>
-        </w:rPr>
-        <w:t xml:space="preserve"> on </w:t>
-      </w:r>
-      <w:r>
-        <w:rPr>
-          <w:rFonts w:hint="default" w:ascii="Consolas" w:hAnsi="Consolas" w:eastAsia="Consolas" w:cs="Consolas"/>
-          <w:caps w:val="0"/>
-          <w:color w:val="666600"/>
-          <w:spacing w:val="0"/>
-          <w:sz w:val="16"/>
-          <w:szCs w:val="16"/>
-          <w:bdr w:val="none" w:color="auto" w:sz="0" w:space="0"/>
-          <w:shd w:val="clear" w:fill="F6F6F6"/>
-        </w:rPr>
-        <w:t>表名;</w:t>
-      </w:r>
-    </w:p>
-    <w:p>
-      <w:pPr>
-        <w:pStyle w:val="7"/>
-        <w:bidi w:val="0"/>
-        <w:rPr>
-          <w:rFonts w:hint="eastAsia"/>
-        </w:rPr>
-      </w:pPr>
-      <w:bookmarkStart w:id="8" w:name="查看索引"/>
-      <w:bookmarkEnd w:id="8"/>
-      <w:r>
-        <w:rPr>
-          <w:rFonts w:hint="eastAsia"/>
-        </w:rPr>
-        <w:t>查看索引</w:t>
-      </w:r>
-    </w:p>
-    <w:p>
-      <w:pPr>
-        <w:pStyle w:val="9"/>
-        <w:keepNext w:val="0"/>
-        <w:keepLines w:val="0"/>
-        <w:widowControl/>
-        <w:suppressLineNumbers w:val="0"/>
-        <w:pBdr>
-          <w:top w:val="none" w:color="auto" w:sz="0" w:space="0"/>
-          <w:left w:val="none" w:color="auto" w:sz="0" w:space="0"/>
-          <w:bottom w:val="none" w:color="auto" w:sz="0" w:space="0"/>
-          <w:right w:val="none" w:color="auto" w:sz="0" w:space="0"/>
-        </w:pBdr>
-        <w:spacing w:before="0" w:beforeAutospacing="0" w:after="0" w:afterAutospacing="0"/>
-        <w:ind w:left="720" w:right="720"/>
-        <w:jc w:val="left"/>
-      </w:pPr>
-      <w:r>
-        <w:rPr>
-          <w:rFonts w:hint="eastAsia" w:ascii="微软雅黑" w:hAnsi="微软雅黑" w:eastAsia="微软雅黑" w:cs="微软雅黑"/>
-          <w:i w:val="0"/>
-          <w:iCs w:val="0"/>
-          <w:caps w:val="0"/>
-          <w:color w:val="666666"/>
-          <w:spacing w:val="0"/>
-          <w:sz w:val="16"/>
-          <w:szCs w:val="16"/>
-          <w:bdr w:val="none" w:color="auto" w:sz="0" w:space="0"/>
-        </w:rPr>
-        <w:t>查看某个表中所有的索引信息如下：</w:t>
-      </w:r>
-    </w:p>
-    <w:p>
-      <w:pPr>
-        <w:keepNext w:val="0"/>
-        <w:keepLines w:val="0"/>
-        <w:widowControl/>
-        <w:numPr>
-          <w:ilvl w:val="0"/>
-          <w:numId w:val="5"/>
-        </w:numPr>
-        <w:suppressLineNumbers w:val="0"/>
-        <w:pBdr>
-          <w:top w:val="none" w:color="auto" w:sz="0" w:space="0"/>
-          <w:left w:val="none" w:color="auto" w:sz="0" w:space="0"/>
-          <w:bottom w:val="none" w:color="auto" w:sz="0" w:space="0"/>
-          <w:right w:val="none" w:color="auto" w:sz="0" w:space="0"/>
-        </w:pBdr>
-        <w:spacing w:before="0" w:beforeAutospacing="0" w:after="0" w:afterAutospacing="0" w:line="19" w:lineRule="atLeast"/>
-        <w:ind w:left="0" w:right="0" w:hanging="360"/>
-        <w:jc w:val="left"/>
-      </w:pPr>
-      <w:r>
-        <w:rPr>
-          <w:rFonts w:hint="default" w:ascii="Consolas" w:hAnsi="Consolas" w:eastAsia="Consolas" w:cs="Consolas"/>
-          <w:caps w:val="0"/>
-          <w:color w:val="000000"/>
-          <w:spacing w:val="0"/>
-          <w:sz w:val="16"/>
-          <w:szCs w:val="16"/>
-          <w:bdr w:val="none" w:color="auto" w:sz="0" w:space="0"/>
-          <w:shd w:val="clear" w:fill="F6F6F6"/>
-        </w:rPr>
-        <w:t xml:space="preserve">show index from </w:t>
-      </w:r>
-      <w:r>
-        <w:rPr>
-          <w:rFonts w:hint="default" w:ascii="Consolas" w:hAnsi="Consolas" w:eastAsia="Consolas" w:cs="Consolas"/>
-          <w:caps w:val="0"/>
-          <w:color w:val="666600"/>
-          <w:spacing w:val="0"/>
-          <w:sz w:val="16"/>
-          <w:szCs w:val="16"/>
-          <w:bdr w:val="none" w:color="auto" w:sz="0" w:space="0"/>
           <w:shd w:val="clear" w:fill="F6F6F6"/>
         </w:rPr>
         <w:t>表名;</w:t>
@@ -2243,18 +2129,858 @@
           <w:spacing w:val="0"/>
           <w:sz w:val="16"/>
           <w:szCs w:val="16"/>
+        </w:rPr>
+        <w:t>可以先删除索引，再重建索引。</w:t>
+      </w:r>
+    </w:p>
+    <w:p>
+      <w:pPr>
+        <w:rPr>
+          <w:rFonts w:hint="default" w:eastAsiaTheme="minorEastAsia"/>
+          <w:lang w:val="en-US" w:eastAsia="zh-CN"/>
+        </w:rPr>
+      </w:pPr>
+    </w:p>
+    <w:p>
+      <w:pPr>
+        <w:rPr>
+          <w:rFonts w:hint="default" w:eastAsiaTheme="minorEastAsia"/>
+          <w:lang w:val="en-US" w:eastAsia="zh-CN"/>
+        </w:rPr>
+      </w:pPr>
+    </w:p>
+    <w:p>
+      <w:pPr>
+        <w:pBdr>
+          <w:bottom w:val="double" w:color="auto" w:sz="4" w:space="0"/>
+        </w:pBdr>
+        <w:rPr>
+          <w:rFonts w:hint="default" w:eastAsiaTheme="minorEastAsia"/>
+          <w:lang w:val="en-US" w:eastAsia="zh-CN"/>
+        </w:rPr>
+      </w:pPr>
+    </w:p>
+    <w:p>
+      <w:pPr>
+        <w:rPr>
+          <w:rFonts w:hint="eastAsia"/>
+          <w:lang w:val="en-US" w:eastAsia="zh-CN"/>
+        </w:rPr>
+      </w:pPr>
+    </w:p>
+    <w:p>
+      <w:pPr>
+        <w:rPr>
+          <w:rFonts w:hint="eastAsia"/>
+          <w:lang w:val="en-US" w:eastAsia="zh-CN"/>
+        </w:rPr>
+      </w:pPr>
+      <w:r>
+        <w:rPr>
+          <w:rFonts w:hint="eastAsia"/>
+          <w:lang w:val="en-US" w:eastAsia="zh-CN"/>
+        </w:rPr>
+        <w:t>第24篇文章中的一些小总结，需要放到这里来，因为就是这些知识点的回顾：</w:t>
+      </w:r>
+    </w:p>
+    <w:p>
+      <w:pPr>
+        <w:rPr>
+          <w:rFonts w:hint="eastAsia"/>
+          <w:lang w:val="en-US" w:eastAsia="zh-CN"/>
+        </w:rPr>
+      </w:pPr>
+    </w:p>
+    <w:p>
+      <w:pPr>
+        <w:rPr>
+          <w:rFonts w:hint="default"/>
+          <w:lang w:val="en-US" w:eastAsia="zh-CN"/>
+        </w:rPr>
+      </w:pPr>
+      <w:r>
+        <w:rPr>
+          <w:rFonts w:hint="eastAsia"/>
+          <w:lang w:val="en-US" w:eastAsia="zh-CN"/>
+        </w:rPr>
+        <w:t>下面是</w:t>
+      </w:r>
+      <w:r>
+        <w:rPr>
+          <w:rFonts w:hint="default"/>
+          <w:lang w:val="en-US" w:eastAsia="zh-CN"/>
+        </w:rPr>
+        <w:t>以innodb存储引擎为例来做说明</w:t>
+      </w:r>
+      <w:r>
+        <w:rPr>
+          <w:rFonts w:hint="eastAsia"/>
+          <w:lang w:val="en-US" w:eastAsia="zh-CN"/>
+        </w:rPr>
+        <w:t>。</w:t>
+      </w:r>
+    </w:p>
+    <w:p>
+      <w:pPr>
+        <w:rPr>
+          <w:rFonts w:hint="default"/>
+          <w:lang w:val="en-US" w:eastAsia="zh-CN"/>
+        </w:rPr>
+      </w:pPr>
+    </w:p>
+    <w:p>
+      <w:pPr>
+        <w:rPr>
+          <w:rFonts w:hint="default"/>
+          <w:lang w:val="en-US" w:eastAsia="zh-CN"/>
+        </w:rPr>
+      </w:pPr>
+      <w:r>
+        <w:rPr>
+          <w:rFonts w:hint="default"/>
+          <w:lang w:val="en-US" w:eastAsia="zh-CN"/>
+        </w:rPr>
+        <w:t>mysql采用b+树的方式存储索引信息。</w:t>
+      </w:r>
+    </w:p>
+    <w:p>
+      <w:pPr>
+        <w:pStyle w:val="4"/>
+        <w:keepNext w:val="0"/>
+        <w:keepLines w:val="0"/>
+        <w:widowControl/>
+        <w:suppressLineNumbers w:val="0"/>
+        <w:pBdr>
+          <w:top w:val="none" w:color="auto" w:sz="0" w:space="0"/>
+          <w:left w:val="none" w:color="auto" w:sz="0" w:space="0"/>
+          <w:bottom w:val="none" w:color="auto" w:sz="0" w:space="0"/>
+          <w:right w:val="none" w:color="auto" w:sz="0" w:space="0"/>
+        </w:pBdr>
+        <w:spacing w:before="210" w:beforeAutospacing="0" w:after="120" w:afterAutospacing="0" w:line="11" w:lineRule="atLeast"/>
+        <w:ind w:left="0" w:right="0" w:firstLine="0"/>
+        <w:jc w:val="left"/>
+        <w:rPr>
+          <w:rFonts w:hint="eastAsia" w:ascii="微软雅黑" w:hAnsi="微软雅黑" w:eastAsia="微软雅黑" w:cs="微软雅黑"/>
+          <w:b/>
+          <w:bCs/>
+          <w:i w:val="0"/>
+          <w:iCs w:val="0"/>
+          <w:caps w:val="0"/>
+          <w:color w:val="333333"/>
+          <w:spacing w:val="0"/>
+          <w:sz w:val="27"/>
+          <w:szCs w:val="27"/>
           <w:bdr w:val="none" w:color="auto" w:sz="0" w:space="0"/>
         </w:rPr>
-        <w:t>可以先删除索引，再重建索引。</w:t>
-      </w:r>
-    </w:p>
-    <w:p>
-      <w:pPr>
-        <w:rPr>
-          <w:rFonts w:hint="default" w:eastAsiaTheme="minorEastAsia"/>
-          <w:lang w:val="en-US" w:eastAsia="zh-CN"/>
-        </w:rPr>
-      </w:pPr>
+      </w:pPr>
+      <w:r>
+        <w:rPr>
+          <w:rFonts w:hint="eastAsia" w:ascii="微软雅黑" w:hAnsi="微软雅黑" w:eastAsia="微软雅黑" w:cs="微软雅黑"/>
+          <w:b/>
+          <w:bCs/>
+          <w:i w:val="0"/>
+          <w:iCs w:val="0"/>
+          <w:caps w:val="0"/>
+          <w:color w:val="333333"/>
+          <w:spacing w:val="0"/>
+          <w:sz w:val="27"/>
+          <w:szCs w:val="27"/>
+          <w:bdr w:val="none" w:color="auto" w:sz="0" w:space="0"/>
+        </w:rPr>
+        <w:t>b+树结构如下：</w:t>
+      </w:r>
+    </w:p>
+    <w:p>
+      <w:pPr>
+        <w:rPr>
+          <w:rFonts w:hint="eastAsia" w:ascii="微软雅黑" w:hAnsi="微软雅黑" w:eastAsia="微软雅黑" w:cs="微软雅黑"/>
+          <w:b/>
+          <w:bCs/>
+          <w:i w:val="0"/>
+          <w:iCs w:val="0"/>
+          <w:caps w:val="0"/>
+          <w:color w:val="333333"/>
+          <w:spacing w:val="0"/>
+          <w:sz w:val="27"/>
+          <w:szCs w:val="27"/>
+          <w:bdr w:val="none" w:color="auto" w:sz="0" w:space="0"/>
+          <w:lang w:eastAsia="zh-CN"/>
+        </w:rPr>
+      </w:pPr>
+      <w:r>
+        <w:rPr>
+          <w:rFonts w:hint="eastAsia" w:ascii="微软雅黑" w:hAnsi="微软雅黑" w:eastAsia="微软雅黑" w:cs="微软雅黑"/>
+          <w:b/>
+          <w:bCs/>
+          <w:i w:val="0"/>
+          <w:iCs w:val="0"/>
+          <w:caps w:val="0"/>
+          <w:color w:val="333333"/>
+          <w:spacing w:val="0"/>
+          <w:sz w:val="27"/>
+          <w:szCs w:val="27"/>
+          <w:bdr w:val="none" w:color="auto" w:sz="0" w:space="0"/>
+          <w:lang w:eastAsia="zh-CN"/>
+        </w:rPr>
+        <w:drawing>
+          <wp:inline distT="0" distB="0" distL="114300" distR="114300">
+            <wp:extent cx="5271135" cy="3121660"/>
+            <wp:effectExtent l="0" t="0" r="5715" b="2540"/>
+            <wp:docPr id="3" name="图片 3" descr="8ee8efd3-086f-4c15-818e-fdfb08f63b37"/>
+            <wp:cNvGraphicFramePr>
+              <a:graphicFrameLocks xmlns:a="http://schemas.openxmlformats.org/drawingml/2006/main" noChangeAspect="1"/>
+            </wp:cNvGraphicFramePr>
+            <a:graphic xmlns:a="http://schemas.openxmlformats.org/drawingml/2006/main">
+              <a:graphicData uri="http://schemas.openxmlformats.org/drawingml/2006/picture">
+                <pic:pic xmlns:pic="http://schemas.openxmlformats.org/drawingml/2006/picture">
+                  <pic:nvPicPr>
+                    <pic:cNvPr id="3" name="图片 3" descr="8ee8efd3-086f-4c15-818e-fdfb08f63b37"/>
+                    <pic:cNvPicPr>
+                      <a:picLocks noChangeAspect="1"/>
+                    </pic:cNvPicPr>
+                  </pic:nvPicPr>
+                  <pic:blipFill>
+                    <a:blip r:embed="rId5"/>
+                    <a:stretch>
+                      <a:fillRect/>
+                    </a:stretch>
+                  </pic:blipFill>
+                  <pic:spPr>
+                    <a:xfrm>
+                      <a:off x="0" y="0"/>
+                      <a:ext cx="5271135" cy="3121660"/>
+                    </a:xfrm>
+                    <a:prstGeom prst="rect">
+                      <a:avLst/>
+                    </a:prstGeom>
+                  </pic:spPr>
+                </pic:pic>
+              </a:graphicData>
+            </a:graphic>
+          </wp:inline>
+        </w:drawing>
+      </w:r>
+    </w:p>
+    <w:p>
+      <w:pPr>
+        <w:rPr>
+          <w:rFonts w:hint="default"/>
+          <w:lang w:val="en-US" w:eastAsia="zh-CN"/>
+        </w:rPr>
+      </w:pPr>
+      <w:r>
+        <w:rPr>
+          <w:rFonts w:hint="default"/>
+          <w:lang w:val="en-US" w:eastAsia="zh-CN"/>
+        </w:rPr>
+        <w:t>存储引擎</w:t>
+      </w:r>
+    </w:p>
+    <w:p>
+      <w:pPr>
+        <w:rPr>
+          <w:rFonts w:hint="default"/>
+          <w:lang w:val="en-US" w:eastAsia="zh-CN"/>
+        </w:rPr>
+      </w:pPr>
+    </w:p>
+    <w:p>
+      <w:pPr>
+        <w:pStyle w:val="9"/>
+        <w:keepNext w:val="0"/>
+        <w:keepLines w:val="0"/>
+        <w:widowControl/>
+        <w:suppressLineNumbers w:val="0"/>
+        <w:pBdr>
+          <w:top w:val="none" w:color="auto" w:sz="0" w:space="0"/>
+          <w:left w:val="none" w:color="auto" w:sz="0" w:space="0"/>
+          <w:bottom w:val="none" w:color="auto" w:sz="0" w:space="0"/>
+          <w:right w:val="none" w:color="auto" w:sz="0" w:space="0"/>
+        </w:pBdr>
+        <w:shd w:val="clear" w:fill="FFFFFF"/>
+        <w:spacing w:before="0" w:beforeAutospacing="0" w:after="120" w:afterAutospacing="0"/>
+        <w:ind w:left="0" w:right="0" w:firstLine="0"/>
+        <w:jc w:val="left"/>
+        <w:rPr>
+          <w:rFonts w:hint="eastAsia" w:ascii="微软雅黑" w:hAnsi="微软雅黑" w:eastAsia="微软雅黑" w:cs="微软雅黑"/>
+          <w:i w:val="0"/>
+          <w:iCs w:val="0"/>
+          <w:caps w:val="0"/>
+          <w:color w:val="666666"/>
+          <w:spacing w:val="0"/>
+          <w:sz w:val="15"/>
+          <w:szCs w:val="15"/>
+        </w:rPr>
+      </w:pPr>
+      <w:r>
+        <w:rPr>
+          <w:rFonts w:hint="eastAsia" w:ascii="微软雅黑" w:hAnsi="微软雅黑" w:eastAsia="微软雅黑" w:cs="微软雅黑"/>
+          <w:i w:val="0"/>
+          <w:iCs w:val="0"/>
+          <w:caps w:val="0"/>
+          <w:color w:val="666666"/>
+          <w:spacing w:val="0"/>
+          <w:sz w:val="15"/>
+          <w:szCs w:val="15"/>
+          <w:bdr w:val="none" w:color="auto" w:sz="0" w:space="0"/>
+          <w:shd w:val="clear" w:fill="FFFFFF"/>
+        </w:rPr>
+        <w:t>说一下b+树的几个特点：</w:t>
+      </w:r>
+    </w:p>
+    <w:p>
+      <w:pPr>
+        <w:keepNext w:val="0"/>
+        <w:keepLines w:val="0"/>
+        <w:widowControl/>
+        <w:numPr>
+          <w:numId w:val="0"/>
+        </w:numPr>
+        <w:suppressLineNumbers w:val="0"/>
+        <w:pBdr>
+          <w:top w:val="none" w:color="auto" w:sz="0" w:space="0"/>
+          <w:left w:val="none" w:color="auto" w:sz="0" w:space="0"/>
+          <w:bottom w:val="none" w:color="auto" w:sz="0" w:space="0"/>
+          <w:right w:val="none" w:color="auto" w:sz="0" w:space="0"/>
+        </w:pBdr>
+        <w:spacing w:before="0" w:beforeAutospacing="0" w:after="0" w:afterAutospacing="0"/>
+        <w:ind w:left="-360" w:leftChars="0" w:right="0" w:rightChars="0"/>
+        <w:jc w:val="left"/>
+        <w:rPr>
+          <w:sz w:val="28"/>
+          <w:szCs w:val="36"/>
+        </w:rPr>
+      </w:pPr>
+      <w:r>
+        <w:rPr>
+          <w:rFonts w:hint="eastAsia" w:ascii="微软雅黑" w:hAnsi="微软雅黑" w:eastAsia="微软雅黑" w:cs="微软雅黑"/>
+          <w:i w:val="0"/>
+          <w:iCs w:val="0"/>
+          <w:caps w:val="0"/>
+          <w:color w:val="666666"/>
+          <w:spacing w:val="0"/>
+          <w:sz w:val="15"/>
+          <w:szCs w:val="15"/>
+          <w:bdr w:val="none" w:color="auto" w:sz="0" w:space="0"/>
+          <w:shd w:val="clear" w:fill="FFFFFF"/>
+          <w:lang w:val="en-US" w:eastAsia="zh-CN"/>
+        </w:rPr>
+        <w:t>1、</w:t>
+      </w:r>
+      <w:r>
+        <w:rPr>
+          <w:rFonts w:hint="eastAsia" w:ascii="微软雅黑" w:hAnsi="微软雅黑" w:eastAsia="微软雅黑" w:cs="微软雅黑"/>
+          <w:i w:val="0"/>
+          <w:iCs w:val="0"/>
+          <w:caps w:val="0"/>
+          <w:color w:val="666666"/>
+          <w:spacing w:val="0"/>
+          <w:sz w:val="15"/>
+          <w:szCs w:val="15"/>
+          <w:bdr w:val="none" w:color="auto" w:sz="0" w:space="0"/>
+          <w:shd w:val="clear" w:fill="FFFFFF"/>
+        </w:rPr>
+        <w:t>叶子节点（最下面的一层）存储关键字（索引字段的值）信息及对应的data，叶子节点存储了所有记录的关键字信息</w:t>
+      </w:r>
+    </w:p>
+    <w:p>
+      <w:pPr>
+        <w:keepNext w:val="0"/>
+        <w:keepLines w:val="0"/>
+        <w:widowControl/>
+        <w:numPr>
+          <w:numId w:val="0"/>
+        </w:numPr>
+        <w:suppressLineNumbers w:val="0"/>
+        <w:pBdr>
+          <w:top w:val="none" w:color="auto" w:sz="0" w:space="0"/>
+          <w:left w:val="none" w:color="auto" w:sz="0" w:space="0"/>
+          <w:bottom w:val="none" w:color="auto" w:sz="0" w:space="0"/>
+          <w:right w:val="none" w:color="auto" w:sz="0" w:space="0"/>
+        </w:pBdr>
+        <w:spacing w:before="0" w:beforeAutospacing="0" w:after="0" w:afterAutospacing="0"/>
+        <w:ind w:left="-360" w:leftChars="0" w:right="0" w:rightChars="0"/>
+        <w:jc w:val="left"/>
+        <w:rPr>
+          <w:sz w:val="28"/>
+          <w:szCs w:val="36"/>
+        </w:rPr>
+      </w:pPr>
+      <w:r>
+        <w:rPr>
+          <w:rFonts w:hint="eastAsia" w:ascii="微软雅黑" w:hAnsi="微软雅黑" w:eastAsia="微软雅黑" w:cs="微软雅黑"/>
+          <w:i w:val="0"/>
+          <w:iCs w:val="0"/>
+          <w:caps w:val="0"/>
+          <w:color w:val="666666"/>
+          <w:spacing w:val="0"/>
+          <w:sz w:val="15"/>
+          <w:szCs w:val="15"/>
+          <w:bdr w:val="none" w:color="auto" w:sz="0" w:space="0"/>
+          <w:shd w:val="clear" w:fill="FFFFFF"/>
+          <w:lang w:val="en-US" w:eastAsia="zh-CN"/>
+        </w:rPr>
+        <w:t>2、</w:t>
+      </w:r>
+      <w:r>
+        <w:rPr>
+          <w:rFonts w:hint="eastAsia" w:ascii="微软雅黑" w:hAnsi="微软雅黑" w:eastAsia="微软雅黑" w:cs="微软雅黑"/>
+          <w:i w:val="0"/>
+          <w:iCs w:val="0"/>
+          <w:caps w:val="0"/>
+          <w:color w:val="666666"/>
+          <w:spacing w:val="0"/>
+          <w:sz w:val="15"/>
+          <w:szCs w:val="15"/>
+          <w:bdr w:val="none" w:color="auto" w:sz="0" w:space="0"/>
+          <w:shd w:val="clear" w:fill="FFFFFF"/>
+        </w:rPr>
+        <w:t>其他非叶子节点只存储关键字的信息及子节点的指针</w:t>
+      </w:r>
+    </w:p>
+    <w:p>
+      <w:pPr>
+        <w:keepNext w:val="0"/>
+        <w:keepLines w:val="0"/>
+        <w:widowControl/>
+        <w:numPr>
+          <w:numId w:val="0"/>
+        </w:numPr>
+        <w:suppressLineNumbers w:val="0"/>
+        <w:pBdr>
+          <w:top w:val="none" w:color="auto" w:sz="0" w:space="0"/>
+          <w:left w:val="none" w:color="auto" w:sz="0" w:space="0"/>
+          <w:bottom w:val="none" w:color="auto" w:sz="0" w:space="0"/>
+          <w:right w:val="none" w:color="auto" w:sz="0" w:space="0"/>
+        </w:pBdr>
+        <w:spacing w:before="0" w:beforeAutospacing="0" w:after="0" w:afterAutospacing="0"/>
+        <w:ind w:left="-360" w:leftChars="0" w:right="0" w:rightChars="0"/>
+        <w:jc w:val="left"/>
+        <w:rPr>
+          <w:sz w:val="28"/>
+          <w:szCs w:val="36"/>
+        </w:rPr>
+      </w:pPr>
+      <w:r>
+        <w:rPr>
+          <w:rFonts w:hint="eastAsia" w:ascii="微软雅黑" w:hAnsi="微软雅黑" w:eastAsia="微软雅黑" w:cs="微软雅黑"/>
+          <w:i w:val="0"/>
+          <w:iCs w:val="0"/>
+          <w:caps w:val="0"/>
+          <w:color w:val="666666"/>
+          <w:spacing w:val="0"/>
+          <w:sz w:val="15"/>
+          <w:szCs w:val="15"/>
+          <w:bdr w:val="none" w:color="auto" w:sz="0" w:space="0"/>
+          <w:shd w:val="clear" w:fill="FFFFFF"/>
+          <w:lang w:val="en-US" w:eastAsia="zh-CN"/>
+        </w:rPr>
+        <w:t>3、</w:t>
+      </w:r>
+      <w:r>
+        <w:rPr>
+          <w:rFonts w:hint="eastAsia" w:ascii="微软雅黑" w:hAnsi="微软雅黑" w:eastAsia="微软雅黑" w:cs="微软雅黑"/>
+          <w:i w:val="0"/>
+          <w:iCs w:val="0"/>
+          <w:caps w:val="0"/>
+          <w:color w:val="666666"/>
+          <w:spacing w:val="0"/>
+          <w:sz w:val="15"/>
+          <w:szCs w:val="15"/>
+          <w:bdr w:val="none" w:color="auto" w:sz="0" w:space="0"/>
+          <w:shd w:val="clear" w:fill="FFFFFF"/>
+        </w:rPr>
+        <w:t>每个叶子节点相当于mysql中的一页，同层级的叶子节点以双向链表的形式相连</w:t>
+      </w:r>
+    </w:p>
+    <w:p>
+      <w:pPr>
+        <w:keepNext w:val="0"/>
+        <w:keepLines w:val="0"/>
+        <w:widowControl/>
+        <w:numPr>
+          <w:numId w:val="0"/>
+        </w:numPr>
+        <w:suppressLineNumbers w:val="0"/>
+        <w:pBdr>
+          <w:top w:val="none" w:color="auto" w:sz="0" w:space="0"/>
+          <w:left w:val="none" w:color="auto" w:sz="0" w:space="0"/>
+          <w:bottom w:val="none" w:color="auto" w:sz="0" w:space="0"/>
+          <w:right w:val="none" w:color="auto" w:sz="0" w:space="0"/>
+        </w:pBdr>
+        <w:spacing w:before="0" w:beforeAutospacing="0" w:after="0" w:afterAutospacing="0"/>
+        <w:ind w:left="-360" w:leftChars="0" w:right="0" w:rightChars="0"/>
+        <w:jc w:val="left"/>
+        <w:rPr>
+          <w:sz w:val="28"/>
+          <w:szCs w:val="36"/>
+        </w:rPr>
+      </w:pPr>
+      <w:r>
+        <w:rPr>
+          <w:rFonts w:hint="eastAsia" w:ascii="微软雅黑" w:hAnsi="微软雅黑" w:eastAsia="微软雅黑" w:cs="微软雅黑"/>
+          <w:i w:val="0"/>
+          <w:iCs w:val="0"/>
+          <w:caps w:val="0"/>
+          <w:color w:val="666666"/>
+          <w:spacing w:val="0"/>
+          <w:sz w:val="15"/>
+          <w:szCs w:val="15"/>
+          <w:bdr w:val="none" w:color="auto" w:sz="0" w:space="0"/>
+          <w:shd w:val="clear" w:fill="FFFFFF"/>
+          <w:lang w:val="en-US" w:eastAsia="zh-CN"/>
+        </w:rPr>
+        <w:t>4、</w:t>
+      </w:r>
+      <w:r>
+        <w:rPr>
+          <w:rFonts w:hint="eastAsia" w:ascii="微软雅黑" w:hAnsi="微软雅黑" w:eastAsia="微软雅黑" w:cs="微软雅黑"/>
+          <w:i w:val="0"/>
+          <w:iCs w:val="0"/>
+          <w:caps w:val="0"/>
+          <w:color w:val="666666"/>
+          <w:spacing w:val="0"/>
+          <w:sz w:val="15"/>
+          <w:szCs w:val="15"/>
+          <w:bdr w:val="none" w:color="auto" w:sz="0" w:space="0"/>
+          <w:shd w:val="clear" w:fill="FFFFFF"/>
+        </w:rPr>
+        <w:t>每个节点（页）中存储了多条记录，记录之间用单链表的形式连接组成了一条有序的链表，顺序是按照索引字段排序的</w:t>
+      </w:r>
+    </w:p>
+    <w:p>
+      <w:pPr>
+        <w:keepNext w:val="0"/>
+        <w:keepLines w:val="0"/>
+        <w:widowControl/>
+        <w:numPr>
+          <w:numId w:val="0"/>
+        </w:numPr>
+        <w:suppressLineNumbers w:val="0"/>
+        <w:pBdr>
+          <w:top w:val="none" w:color="auto" w:sz="0" w:space="0"/>
+          <w:left w:val="none" w:color="auto" w:sz="0" w:space="0"/>
+          <w:bottom w:val="none" w:color="auto" w:sz="0" w:space="0"/>
+          <w:right w:val="none" w:color="auto" w:sz="0" w:space="0"/>
+        </w:pBdr>
+        <w:spacing w:before="0" w:beforeAutospacing="0" w:after="0" w:afterAutospacing="0"/>
+        <w:ind w:left="-360" w:leftChars="0" w:right="0" w:rightChars="0"/>
+        <w:jc w:val="left"/>
+        <w:rPr>
+          <w:rFonts w:hint="eastAsia" w:ascii="微软雅黑" w:hAnsi="微软雅黑" w:eastAsia="微软雅黑" w:cs="微软雅黑"/>
+          <w:i w:val="0"/>
+          <w:iCs w:val="0"/>
+          <w:caps w:val="0"/>
+          <w:color w:val="666666"/>
+          <w:spacing w:val="0"/>
+          <w:sz w:val="15"/>
+          <w:szCs w:val="15"/>
+          <w:bdr w:val="none" w:color="auto" w:sz="0" w:space="0"/>
+          <w:shd w:val="clear" w:fill="FFFFFF"/>
+        </w:rPr>
+      </w:pPr>
+      <w:r>
+        <w:rPr>
+          <w:rFonts w:hint="eastAsia" w:ascii="微软雅黑" w:hAnsi="微软雅黑" w:eastAsia="微软雅黑" w:cs="微软雅黑"/>
+          <w:i w:val="0"/>
+          <w:iCs w:val="0"/>
+          <w:caps w:val="0"/>
+          <w:color w:val="666666"/>
+          <w:spacing w:val="0"/>
+          <w:sz w:val="15"/>
+          <w:szCs w:val="15"/>
+          <w:bdr w:val="none" w:color="auto" w:sz="0" w:space="0"/>
+          <w:shd w:val="clear" w:fill="FFFFFF"/>
+          <w:lang w:val="en-US" w:eastAsia="zh-CN"/>
+        </w:rPr>
+        <w:t>5、</w:t>
+      </w:r>
+      <w:r>
+        <w:rPr>
+          <w:rFonts w:hint="eastAsia" w:ascii="微软雅黑" w:hAnsi="微软雅黑" w:eastAsia="微软雅黑" w:cs="微软雅黑"/>
+          <w:i w:val="0"/>
+          <w:iCs w:val="0"/>
+          <w:caps w:val="0"/>
+          <w:color w:val="666666"/>
+          <w:spacing w:val="0"/>
+          <w:sz w:val="15"/>
+          <w:szCs w:val="15"/>
+          <w:bdr w:val="none" w:color="auto" w:sz="0" w:space="0"/>
+          <w:shd w:val="clear" w:fill="FFFFFF"/>
+        </w:rPr>
+        <w:t>b+树中检索数据时：每次检索都是从根节点开始，一直需要搜索到叶子节点</w:t>
+      </w:r>
+    </w:p>
+    <w:p>
+      <w:pPr>
+        <w:keepNext w:val="0"/>
+        <w:keepLines w:val="0"/>
+        <w:widowControl/>
+        <w:numPr>
+          <w:numId w:val="0"/>
+        </w:numPr>
+        <w:suppressLineNumbers w:val="0"/>
+        <w:pBdr>
+          <w:top w:val="none" w:color="auto" w:sz="0" w:space="0"/>
+          <w:left w:val="none" w:color="auto" w:sz="0" w:space="0"/>
+          <w:bottom w:val="none" w:color="auto" w:sz="0" w:space="0"/>
+          <w:right w:val="none" w:color="auto" w:sz="0" w:space="0"/>
+        </w:pBdr>
+        <w:spacing w:before="0" w:beforeAutospacing="0" w:after="0" w:afterAutospacing="0"/>
+        <w:ind w:left="-360" w:leftChars="0" w:right="0" w:rightChars="0"/>
+        <w:jc w:val="left"/>
+        <w:rPr>
+          <w:rFonts w:hint="eastAsia" w:ascii="微软雅黑" w:hAnsi="微软雅黑" w:eastAsia="微软雅黑" w:cs="微软雅黑"/>
+          <w:i w:val="0"/>
+          <w:iCs w:val="0"/>
+          <w:caps w:val="0"/>
+          <w:color w:val="666666"/>
+          <w:spacing w:val="0"/>
+          <w:sz w:val="15"/>
+          <w:szCs w:val="15"/>
+          <w:bdr w:val="none" w:color="auto" w:sz="0" w:space="0"/>
+          <w:shd w:val="clear" w:fill="FFFFFF"/>
+        </w:rPr>
+      </w:pPr>
+    </w:p>
+    <w:p>
+      <w:pPr>
+        <w:rPr>
+          <w:rFonts w:hint="default"/>
+          <w:sz w:val="15"/>
+          <w:szCs w:val="18"/>
+          <w:lang w:val="en-US" w:eastAsia="zh-CN"/>
+        </w:rPr>
+      </w:pPr>
+      <w:r>
+        <w:rPr>
+          <w:rFonts w:hint="default"/>
+          <w:sz w:val="15"/>
+          <w:szCs w:val="18"/>
+          <w:lang w:val="en-US" w:eastAsia="zh-CN"/>
+        </w:rPr>
+        <w:t>InnoDB 的数据是按数据页为单位来读写的。也就是说，当需要读取一条记录的时候，并不是将这个记录本身从磁盘读取出来，而是以页为单位，将整个也加载到内存中，一个页中可能有很多记录，然后在内存中对页进行检索。在innodb中，每个页的大小默认是16kb。</w:t>
+      </w:r>
+    </w:p>
+    <w:p>
+      <w:pPr>
+        <w:rPr>
+          <w:rFonts w:hint="default"/>
+          <w:sz w:val="15"/>
+          <w:szCs w:val="18"/>
+          <w:lang w:val="en-US" w:eastAsia="zh-CN"/>
+        </w:rPr>
+      </w:pPr>
+    </w:p>
+    <w:p>
+      <w:pPr>
+        <w:rPr>
+          <w:rFonts w:hint="default"/>
+          <w:sz w:val="15"/>
+          <w:szCs w:val="18"/>
+          <w:lang w:val="en-US" w:eastAsia="zh-CN"/>
+        </w:rPr>
+      </w:pPr>
+      <w:r>
+        <w:rPr>
+          <w:rFonts w:hint="default"/>
+          <w:sz w:val="15"/>
+          <w:szCs w:val="18"/>
+          <w:lang w:val="en-US" w:eastAsia="zh-CN"/>
+        </w:rPr>
+        <w:t>Mysql中索引分为</w:t>
+      </w:r>
+    </w:p>
+    <w:p>
+      <w:pPr>
+        <w:rPr>
+          <w:rFonts w:hint="default"/>
+          <w:sz w:val="15"/>
+          <w:szCs w:val="18"/>
+          <w:lang w:val="en-US" w:eastAsia="zh-CN"/>
+        </w:rPr>
+      </w:pPr>
+      <w:r>
+        <w:rPr>
+          <w:rFonts w:hint="default"/>
+          <w:sz w:val="15"/>
+          <w:szCs w:val="18"/>
+          <w:lang w:val="en-US" w:eastAsia="zh-CN"/>
+        </w:rPr>
+        <w:t>聚集索引（主键索引）</w:t>
+      </w:r>
+    </w:p>
+    <w:p>
+      <w:pPr>
+        <w:rPr>
+          <w:rFonts w:hint="default"/>
+          <w:sz w:val="15"/>
+          <w:szCs w:val="18"/>
+          <w:lang w:val="en-US" w:eastAsia="zh-CN"/>
+        </w:rPr>
+      </w:pPr>
+      <w:r>
+        <w:rPr>
+          <w:rFonts w:hint="default"/>
+          <w:sz w:val="15"/>
+          <w:szCs w:val="18"/>
+          <w:lang w:val="en-US" w:eastAsia="zh-CN"/>
+        </w:rPr>
+        <w:t>每个表一定会有一个聚集索引，整个表的数据存储以b+树的方式存在文件中，b+树叶子节点中的key为主键值，data为完整记录的信息；非叶子节点存储主键的值。</w:t>
+      </w:r>
+    </w:p>
+    <w:p>
+      <w:pPr>
+        <w:rPr>
+          <w:rFonts w:hint="default"/>
+          <w:sz w:val="15"/>
+          <w:szCs w:val="18"/>
+          <w:lang w:val="en-US" w:eastAsia="zh-CN"/>
+        </w:rPr>
+      </w:pPr>
+    </w:p>
+    <w:p>
+      <w:pPr>
+        <w:rPr>
+          <w:rFonts w:hint="default"/>
+          <w:sz w:val="15"/>
+          <w:szCs w:val="18"/>
+          <w:lang w:val="en-US" w:eastAsia="zh-CN"/>
+        </w:rPr>
+      </w:pPr>
+      <w:r>
+        <w:rPr>
+          <w:rFonts w:hint="default"/>
+          <w:sz w:val="15"/>
+          <w:szCs w:val="18"/>
+          <w:lang w:val="en-US" w:eastAsia="zh-CN"/>
+        </w:rPr>
+        <w:t>通过聚集索引检索数据只需要按照b+树的搜索过程，即可以检索到对应的记录。</w:t>
+      </w:r>
+    </w:p>
+    <w:p>
+      <w:pPr>
+        <w:rPr>
+          <w:rFonts w:hint="default"/>
+          <w:sz w:val="15"/>
+          <w:szCs w:val="18"/>
+          <w:lang w:val="en-US" w:eastAsia="zh-CN"/>
+        </w:rPr>
+      </w:pPr>
+    </w:p>
+    <w:p>
+      <w:pPr>
+        <w:rPr>
+          <w:rFonts w:hint="default"/>
+          <w:sz w:val="15"/>
+          <w:szCs w:val="18"/>
+          <w:lang w:val="en-US" w:eastAsia="zh-CN"/>
+        </w:rPr>
+      </w:pPr>
+      <w:r>
+        <w:rPr>
+          <w:rFonts w:hint="default"/>
+          <w:sz w:val="15"/>
+          <w:szCs w:val="18"/>
+          <w:lang w:val="en-US" w:eastAsia="zh-CN"/>
+        </w:rPr>
+        <w:t>非聚集索引</w:t>
+      </w:r>
+    </w:p>
+    <w:p>
+      <w:pPr>
+        <w:rPr>
+          <w:rFonts w:hint="default"/>
+          <w:sz w:val="15"/>
+          <w:szCs w:val="18"/>
+          <w:lang w:val="en-US" w:eastAsia="zh-CN"/>
+        </w:rPr>
+      </w:pPr>
+      <w:r>
+        <w:rPr>
+          <w:rFonts w:hint="default"/>
+          <w:sz w:val="15"/>
+          <w:szCs w:val="18"/>
+          <w:lang w:val="en-US" w:eastAsia="zh-CN"/>
+        </w:rPr>
+        <w:t>每个表可以有多个非聚集索引，b+树结构，叶子节点的key为索引字段字段的值，data为主键的值；非叶子节点只存储索引字段的值。</w:t>
+      </w:r>
+    </w:p>
+    <w:p>
+      <w:pPr>
+        <w:rPr>
+          <w:rFonts w:hint="default"/>
+          <w:sz w:val="15"/>
+          <w:szCs w:val="18"/>
+          <w:lang w:val="en-US" w:eastAsia="zh-CN"/>
+        </w:rPr>
+      </w:pPr>
+    </w:p>
+    <w:p>
+      <w:pPr>
+        <w:rPr>
+          <w:rFonts w:hint="default"/>
+          <w:sz w:val="15"/>
+          <w:szCs w:val="18"/>
+          <w:lang w:val="en-US" w:eastAsia="zh-CN"/>
+        </w:rPr>
+      </w:pPr>
+      <w:r>
+        <w:rPr>
+          <w:rFonts w:hint="default"/>
+          <w:sz w:val="15"/>
+          <w:szCs w:val="18"/>
+          <w:lang w:val="en-US" w:eastAsia="zh-CN"/>
+        </w:rPr>
+        <w:t>通过非聚集索引检索记录的时候，需要2次操作，先在非聚集索引中检索出主键，</w:t>
+      </w:r>
+      <w:r>
+        <w:rPr>
+          <w:rFonts w:hint="eastAsia"/>
+          <w:sz w:val="15"/>
+          <w:szCs w:val="18"/>
+          <w:lang w:val="en-US" w:eastAsia="zh-CN"/>
+        </w:rPr>
+        <w:t>【如果非聚簇索引中的字段不满足需要查询的字段时】</w:t>
+      </w:r>
+      <w:r>
+        <w:rPr>
+          <w:rFonts w:hint="default"/>
+          <w:sz w:val="15"/>
+          <w:szCs w:val="18"/>
+          <w:lang w:val="en-US" w:eastAsia="zh-CN"/>
+        </w:rPr>
+        <w:t>然后再到聚集索引中检索出主键对应的记录，该过程比聚集索引多了一次操作。</w:t>
+      </w:r>
+    </w:p>
+    <w:p>
+      <w:pPr>
+        <w:rPr>
+          <w:rFonts w:hint="default"/>
+          <w:sz w:val="15"/>
+          <w:szCs w:val="18"/>
+          <w:lang w:val="en-US" w:eastAsia="zh-CN"/>
+        </w:rPr>
+      </w:pPr>
+    </w:p>
+    <w:p>
+      <w:pPr>
+        <w:rPr>
+          <w:rFonts w:hint="default"/>
+          <w:sz w:val="15"/>
+          <w:szCs w:val="18"/>
+          <w:lang w:val="en-US" w:eastAsia="zh-CN"/>
+        </w:rPr>
+      </w:pPr>
+      <w:r>
+        <w:rPr>
+          <w:rFonts w:hint="eastAsia"/>
+          <w:sz w:val="15"/>
+          <w:szCs w:val="18"/>
+          <w:lang w:val="en-US" w:eastAsia="zh-CN"/>
+        </w:rPr>
+        <w:t>【下一篇文章就开始讨论索引到底怎么使用，使用的细节，怎么最大程度的利用上索引，怎么理清需求创建符合需求的索引，怎么查看是否利用上了索引等】</w:t>
+      </w:r>
       <w:bookmarkStart w:id="9" w:name="_GoBack"/>
       <w:bookmarkEnd w:id="9"/>
     </w:p>
@@ -2271,9 +2997,9 @@
 <file path=word/numbering.xml><?xml version="1.0" encoding="utf-8"?>
 <w:numbering xmlns:wpc="http://schemas.microsoft.com/office/word/2010/wordprocessingCanvas" xmlns:mc="http://schemas.openxmlformats.org/markup-compatibility/2006" xmlns:o="urn:schemas-microsoft-com:office:office" xmlns:r="http://schemas.openxmlformats.org/officeDocument/2006/relationships" xmlns:m="http://schemas.openxmlformats.org/officeDocument/2006/math" xmlns:v="urn:schemas-microsoft-com:vml" xmlns:wp14="http://schemas.microsoft.com/office/word/2010/wordprocessingDrawing" xmlns:wp="http://schemas.openxmlformats.org/drawingml/2006/wordprocessingDrawing" xmlns:w10="urn:schemas-microsoft-com:office:word" xmlns:w="http://schemas.openxmlformats.org/wordprocessingml/2006/main" xmlns:w14="http://schemas.microsoft.com/office/word/2010/wordml" xmlns:wpg="http://schemas.microsoft.com/office/word/2010/wordprocessingGroup" xmlns:wpi="http://schemas.microsoft.com/office/word/2010/wordprocessingInk" xmlns:wne="http://schemas.microsoft.com/office/word/2006/wordml" xmlns:wps="http://schemas.microsoft.com/office/word/2010/wordprocessingShape" xmlns:wpsCustomData="http://www.wps.cn/officeDocument/2013/wpsCustomData" mc:Ignorable="w14 wp14">
   <w:abstractNum w:abstractNumId="0">
-    <w:nsid w:val="922B7929"/>
+    <w:nsid w:val="17861A64"/>
     <w:multiLevelType w:val="multilevel"/>
-    <w:tmpl w:val="922B7929"/>
+    <w:tmpl w:val="17861A64"/>
     <w:lvl w:ilvl="0" w:tentative="0">
       <w:start w:val="1"/>
       <w:numFmt w:val="decimal"/>
@@ -2420,9 +3146,9 @@
     </w:lvl>
   </w:abstractNum>
   <w:abstractNum w:abstractNumId="1">
-    <w:nsid w:val="A35E3273"/>
+    <w:nsid w:val="46AAFE2E"/>
     <w:multiLevelType w:val="multilevel"/>
-    <w:tmpl w:val="A35E3273"/>
+    <w:tmpl w:val="46AAFE2E"/>
     <w:lvl w:ilvl="0" w:tentative="0">
       <w:start w:val="1"/>
       <w:numFmt w:val="decimal"/>
@@ -2569,9 +3295,9 @@
     </w:lvl>
   </w:abstractNum>
   <w:abstractNum w:abstractNumId="2">
-    <w:nsid w:val="17861A64"/>
+    <w:nsid w:val="60D94824"/>
     <w:multiLevelType w:val="multilevel"/>
-    <w:tmpl w:val="17861A64"/>
+    <w:tmpl w:val="60D94824"/>
     <w:lvl w:ilvl="0" w:tentative="0">
       <w:start w:val="1"/>
       <w:numFmt w:val="decimal"/>
@@ -2717,318 +3443,14 @@
       </w:rPr>
     </w:lvl>
   </w:abstractNum>
-  <w:abstractNum w:abstractNumId="3">
-    <w:nsid w:val="46AAFE2E"/>
-    <w:multiLevelType w:val="multilevel"/>
-    <w:tmpl w:val="46AAFE2E"/>
-    <w:lvl w:ilvl="0" w:tentative="0">
-      <w:start w:val="1"/>
-      <w:numFmt w:val="decimal"/>
-      <w:lvlText w:val="%1."/>
-      <w:lvlJc w:val="left"/>
-      <w:pPr>
-        <w:tabs>
-          <w:tab w:val="left" w:pos="720"/>
-        </w:tabs>
-        <w:ind w:left="720" w:hanging="360"/>
-      </w:pPr>
-      <w:rPr>
-        <w:sz w:val="24"/>
-        <w:szCs w:val="24"/>
-      </w:rPr>
-    </w:lvl>
-    <w:lvl w:ilvl="1" w:tentative="0">
-      <w:start w:val="1"/>
-      <w:numFmt w:val="decimal"/>
-      <w:lvlText w:val="%2."/>
-      <w:lvlJc w:val="left"/>
-      <w:pPr>
-        <w:tabs>
-          <w:tab w:val="left" w:pos="1440"/>
-        </w:tabs>
-        <w:ind w:left="1440" w:hanging="360"/>
-      </w:pPr>
-      <w:rPr>
-        <w:sz w:val="24"/>
-        <w:szCs w:val="24"/>
-      </w:rPr>
-    </w:lvl>
-    <w:lvl w:ilvl="2" w:tentative="0">
-      <w:start w:val="1"/>
-      <w:numFmt w:val="decimal"/>
-      <w:lvlText w:val="%3."/>
-      <w:lvlJc w:val="left"/>
-      <w:pPr>
-        <w:tabs>
-          <w:tab w:val="left" w:pos="2160"/>
-        </w:tabs>
-        <w:ind w:left="2160" w:hanging="360"/>
-      </w:pPr>
-      <w:rPr>
-        <w:sz w:val="24"/>
-        <w:szCs w:val="24"/>
-      </w:rPr>
-    </w:lvl>
-    <w:lvl w:ilvl="3" w:tentative="0">
-      <w:start w:val="1"/>
-      <w:numFmt w:val="decimal"/>
-      <w:lvlText w:val="%4."/>
-      <w:lvlJc w:val="left"/>
-      <w:pPr>
-        <w:tabs>
-          <w:tab w:val="left" w:pos="2517"/>
-        </w:tabs>
-        <w:ind w:left="2880" w:hanging="360"/>
-      </w:pPr>
-      <w:rPr>
-        <w:sz w:val="24"/>
-        <w:szCs w:val="24"/>
-      </w:rPr>
-    </w:lvl>
-    <w:lvl w:ilvl="4" w:tentative="0">
-      <w:start w:val="1"/>
-      <w:numFmt w:val="decimal"/>
-      <w:lvlText w:val="%5."/>
-      <w:lvlJc w:val="left"/>
-      <w:pPr>
-        <w:tabs>
-          <w:tab w:val="left" w:pos="3238"/>
-        </w:tabs>
-        <w:ind w:left="3600" w:hanging="360"/>
-      </w:pPr>
-      <w:rPr>
-        <w:sz w:val="24"/>
-        <w:szCs w:val="24"/>
-      </w:rPr>
-    </w:lvl>
-    <w:lvl w:ilvl="5" w:tentative="0">
-      <w:start w:val="1"/>
-      <w:numFmt w:val="decimal"/>
-      <w:lvlText w:val="%6."/>
-      <w:lvlJc w:val="left"/>
-      <w:pPr>
-        <w:tabs>
-          <w:tab w:val="left" w:pos="3958"/>
-        </w:tabs>
-        <w:ind w:left="4320" w:hanging="360"/>
-      </w:pPr>
-      <w:rPr>
-        <w:sz w:val="24"/>
-        <w:szCs w:val="24"/>
-      </w:rPr>
-    </w:lvl>
-    <w:lvl w:ilvl="6" w:tentative="0">
-      <w:start w:val="1"/>
-      <w:numFmt w:val="decimal"/>
-      <w:lvlText w:val="%7."/>
-      <w:lvlJc w:val="left"/>
-      <w:pPr>
-        <w:tabs>
-          <w:tab w:val="left" w:pos="4678"/>
-        </w:tabs>
-        <w:ind w:left="5040" w:hanging="360"/>
-      </w:pPr>
-      <w:rPr>
-        <w:sz w:val="24"/>
-        <w:szCs w:val="24"/>
-      </w:rPr>
-    </w:lvl>
-    <w:lvl w:ilvl="7" w:tentative="0">
-      <w:start w:val="1"/>
-      <w:numFmt w:val="decimal"/>
-      <w:lvlText w:val="%8."/>
-      <w:lvlJc w:val="left"/>
-      <w:pPr>
-        <w:tabs>
-          <w:tab w:val="left" w:pos="5398"/>
-        </w:tabs>
-        <w:ind w:left="5760" w:hanging="360"/>
-      </w:pPr>
-      <w:rPr>
-        <w:sz w:val="24"/>
-        <w:szCs w:val="24"/>
-      </w:rPr>
-    </w:lvl>
-    <w:lvl w:ilvl="8" w:tentative="0">
-      <w:start w:val="1"/>
-      <w:numFmt w:val="decimal"/>
-      <w:lvlText w:val="%9."/>
-      <w:lvlJc w:val="left"/>
-      <w:pPr>
-        <w:tabs>
-          <w:tab w:val="left" w:pos="6118"/>
-        </w:tabs>
-        <w:ind w:left="6480" w:hanging="360"/>
-      </w:pPr>
-      <w:rPr>
-        <w:sz w:val="24"/>
-        <w:szCs w:val="24"/>
-      </w:rPr>
-    </w:lvl>
-  </w:abstractNum>
-  <w:abstractNum w:abstractNumId="4">
-    <w:nsid w:val="60D94824"/>
-    <w:multiLevelType w:val="multilevel"/>
-    <w:tmpl w:val="60D94824"/>
-    <w:lvl w:ilvl="0" w:tentative="0">
-      <w:start w:val="1"/>
-      <w:numFmt w:val="decimal"/>
-      <w:lvlText w:val="%1."/>
-      <w:lvlJc w:val="left"/>
-      <w:pPr>
-        <w:tabs>
-          <w:tab w:val="left" w:pos="720"/>
-        </w:tabs>
-        <w:ind w:left="720" w:hanging="360"/>
-      </w:pPr>
-      <w:rPr>
-        <w:sz w:val="24"/>
-        <w:szCs w:val="24"/>
-      </w:rPr>
-    </w:lvl>
-    <w:lvl w:ilvl="1" w:tentative="0">
-      <w:start w:val="1"/>
-      <w:numFmt w:val="decimal"/>
-      <w:lvlText w:val="%2."/>
-      <w:lvlJc w:val="left"/>
-      <w:pPr>
-        <w:tabs>
-          <w:tab w:val="left" w:pos="1440"/>
-        </w:tabs>
-        <w:ind w:left="1440" w:hanging="360"/>
-      </w:pPr>
-      <w:rPr>
-        <w:sz w:val="24"/>
-        <w:szCs w:val="24"/>
-      </w:rPr>
-    </w:lvl>
-    <w:lvl w:ilvl="2" w:tentative="0">
-      <w:start w:val="1"/>
-      <w:numFmt w:val="decimal"/>
-      <w:lvlText w:val="%3."/>
-      <w:lvlJc w:val="left"/>
-      <w:pPr>
-        <w:tabs>
-          <w:tab w:val="left" w:pos="2160"/>
-        </w:tabs>
-        <w:ind w:left="2160" w:hanging="360"/>
-      </w:pPr>
-      <w:rPr>
-        <w:sz w:val="24"/>
-        <w:szCs w:val="24"/>
-      </w:rPr>
-    </w:lvl>
-    <w:lvl w:ilvl="3" w:tentative="0">
-      <w:start w:val="1"/>
-      <w:numFmt w:val="decimal"/>
-      <w:lvlText w:val="%4."/>
-      <w:lvlJc w:val="left"/>
-      <w:pPr>
-        <w:tabs>
-          <w:tab w:val="left" w:pos="2517"/>
-        </w:tabs>
-        <w:ind w:left="2880" w:hanging="360"/>
-      </w:pPr>
-      <w:rPr>
-        <w:sz w:val="24"/>
-        <w:szCs w:val="24"/>
-      </w:rPr>
-    </w:lvl>
-    <w:lvl w:ilvl="4" w:tentative="0">
-      <w:start w:val="1"/>
-      <w:numFmt w:val="decimal"/>
-      <w:lvlText w:val="%5."/>
-      <w:lvlJc w:val="left"/>
-      <w:pPr>
-        <w:tabs>
-          <w:tab w:val="left" w:pos="3238"/>
-        </w:tabs>
-        <w:ind w:left="3600" w:hanging="360"/>
-      </w:pPr>
-      <w:rPr>
-        <w:sz w:val="24"/>
-        <w:szCs w:val="24"/>
-      </w:rPr>
-    </w:lvl>
-    <w:lvl w:ilvl="5" w:tentative="0">
-      <w:start w:val="1"/>
-      <w:numFmt w:val="decimal"/>
-      <w:lvlText w:val="%6."/>
-      <w:lvlJc w:val="left"/>
-      <w:pPr>
-        <w:tabs>
-          <w:tab w:val="left" w:pos="3958"/>
-        </w:tabs>
-        <w:ind w:left="4320" w:hanging="360"/>
-      </w:pPr>
-      <w:rPr>
-        <w:sz w:val="24"/>
-        <w:szCs w:val="24"/>
-      </w:rPr>
-    </w:lvl>
-    <w:lvl w:ilvl="6" w:tentative="0">
-      <w:start w:val="1"/>
-      <w:numFmt w:val="decimal"/>
-      <w:lvlText w:val="%7."/>
-      <w:lvlJc w:val="left"/>
-      <w:pPr>
-        <w:tabs>
-          <w:tab w:val="left" w:pos="4678"/>
-        </w:tabs>
-        <w:ind w:left="5040" w:hanging="360"/>
-      </w:pPr>
-      <w:rPr>
-        <w:sz w:val="24"/>
-        <w:szCs w:val="24"/>
-      </w:rPr>
-    </w:lvl>
-    <w:lvl w:ilvl="7" w:tentative="0">
-      <w:start w:val="1"/>
-      <w:numFmt w:val="decimal"/>
-      <w:lvlText w:val="%8."/>
-      <w:lvlJc w:val="left"/>
-      <w:pPr>
-        <w:tabs>
-          <w:tab w:val="left" w:pos="5398"/>
-        </w:tabs>
-        <w:ind w:left="5760" w:hanging="360"/>
-      </w:pPr>
-      <w:rPr>
-        <w:sz w:val="24"/>
-        <w:szCs w:val="24"/>
-      </w:rPr>
-    </w:lvl>
-    <w:lvl w:ilvl="8" w:tentative="0">
-      <w:start w:val="1"/>
-      <w:numFmt w:val="decimal"/>
-      <w:lvlText w:val="%9."/>
-      <w:lvlJc w:val="left"/>
-      <w:pPr>
-        <w:tabs>
-          <w:tab w:val="left" w:pos="6118"/>
-        </w:tabs>
-        <w:ind w:left="6480" w:hanging="360"/>
-      </w:pPr>
-      <w:rPr>
-        <w:sz w:val="24"/>
-        <w:szCs w:val="24"/>
-      </w:rPr>
-    </w:lvl>
-  </w:abstractNum>
   <w:num w:numId="1">
-    <w:abstractNumId w:val="2"/>
+    <w:abstractNumId w:val="0"/>
   </w:num>
   <w:num w:numId="2">
-    <w:abstractNumId w:val="0"/>
+    <w:abstractNumId w:val="2"/>
   </w:num>
   <w:num w:numId="3">
     <w:abstractNumId w:val="1"/>
-  </w:num>
-  <w:num w:numId="4">
-    <w:abstractNumId w:val="4"/>
-  </w:num>
-  <w:num w:numId="5">
-    <w:abstractNumId w:val="3"/>
   </w:num>
 </w:numbering>
 </file>
@@ -3143,7 +3565,7 @@
     <w:lsdException w:unhideWhenUsed="0" w:uiPriority="0" w:semiHidden="0" w:name="HTML Code"/>
     <w:lsdException w:unhideWhenUsed="0" w:uiPriority="0" w:semiHidden="0" w:name="HTML Definition"/>
     <w:lsdException w:unhideWhenUsed="0" w:uiPriority="0" w:semiHidden="0" w:name="HTML Keyboard"/>
-    <w:lsdException w:unhideWhenUsed="0" w:uiPriority="0" w:semiHidden="0" w:name="HTML Preformatted"/>
+    <w:lsdException w:qFormat="1" w:unhideWhenUsed="0" w:uiPriority="0" w:semiHidden="0" w:name="HTML Preformatted"/>
     <w:lsdException w:unhideWhenUsed="0" w:uiPriority="0" w:semiHidden="0" w:name="HTML Sample"/>
     <w:lsdException w:unhideWhenUsed="0" w:uiPriority="0" w:semiHidden="0" w:name="HTML Typewriter"/>
     <w:lsdException w:unhideWhenUsed="0" w:uiPriority="0" w:semiHidden="0" w:name="HTML Variable"/>
@@ -3450,6 +3872,7 @@
   <w:style w:type="paragraph" w:styleId="8">
     <w:name w:val="HTML Preformatted"/>
     <w:basedOn w:val="1"/>
+    <w:qFormat/>
     <w:uiPriority w:val="0"/>
     <w:pPr>
       <w:tabs>
